--- a/frontend/public/docTemplate-simple.docx
+++ b/frontend/public/docTemplate-simple.docx
@@ -3890,6 +3890,18 @@
           <w:iCs/>
         </w:rPr>
         <w:t>{content}</w:t>
+      </w:r>
+    </w:p>
+    <w:p>
+      <w:pPr>
+        <w:spacing w:before="0" w:after="0"/>
+      </w:pPr>
+      <w:r>
+        <w:rPr>
+          <w:vanish/>
+          <w:rFonts w:hint="eastAsia"/>
+        </w:rPr>
+        <w:t>⟦DOCBLOCK⟧</w:t>
       </w:r>
     </w:p>
     <w:p>

--- a/frontend/public/docTemplate-simple.docx
+++ b/frontend/public/docTemplate-simple.docx
@@ -822,2506 +822,6 @@
         <w:spacing w:beforeLines="100" w:before="240" w:afterLines="100" w:after="240" w:line="420" w:lineRule="exact"/>
         <w:jc w:val="center"/>
         <w:rPr>
-          <w:rFonts w:ascii="黑体" w:eastAsia="黑体"/>
-          <w:sz w:val="32"/>
-          <w:szCs w:val="32"/>
-        </w:rPr>
-      </w:pPr>
-      <w:r>
-        <w:rPr>
-          <w:b/>
-          <w:sz w:val="30"/>
-        </w:rPr>
-        <w:br w:type="page"/>
-      </w:r>
-      <w:r>
-        <w:rPr>
-          <w:rFonts w:ascii="黑体" w:eastAsia="黑体" w:hint="eastAsia"/>
-          <w:sz w:val="32"/>
-          <w:szCs w:val="32"/>
-        </w:rPr>
-        <w:lastRenderedPageBreak/>
-        <w:t>文档修改记录</w:t>
-      </w:r>
-    </w:p>
-    <w:tbl>
-      <w:tblPr>
-        <w:tblW w:w="0" w:type="auto"/>
-        <w:tblInd w:w="108" w:type="dxa"/>
-        <w:tblBorders>
-          <w:top w:val="single" w:sz="12" w:space="0" w:color="000000"/>
-          <w:left w:val="single" w:sz="12" w:space="0" w:color="000000"/>
-          <w:bottom w:val="single" w:sz="12" w:space="0" w:color="000000"/>
-          <w:right w:val="single" w:sz="12" w:space="0" w:color="000000"/>
-          <w:insideH w:val="single" w:sz="6" w:space="0" w:color="000000"/>
-          <w:insideV w:val="single" w:sz="6" w:space="0" w:color="000000"/>
-        </w:tblBorders>
-        <w:tblLook w:val="04A0" w:firstRow="1" w:lastRow="0" w:firstColumn="1" w:lastColumn="0" w:noHBand="0" w:noVBand="1"/>
-      </w:tblPr>
-      <w:tblGrid>
-        <w:gridCol w:w="1322"/>
-        <w:gridCol w:w="1447"/>
-        <w:gridCol w:w="1421"/>
-        <w:gridCol w:w="1422"/>
-        <w:gridCol w:w="2755"/>
-      </w:tblGrid>
-      <w:tr>
-        <w:tc>
-          <w:tcPr>
-            <w:tcW w:w="1341" w:type="dxa"/>
-          </w:tcPr>
-          <w:p>
-            <w:pPr>
-              <w:autoSpaceDE w:val="0"/>
-              <w:autoSpaceDN w:val="0"/>
-              <w:spacing w:beforeLines="25" w:before="60" w:afterLines="25" w:after="60"/>
-              <w:jc w:val="center"/>
-              <w:rPr>
-                <w:rFonts w:ascii="宋体" w:cs="宋体"/>
-                <w:b/>
-                <w:szCs w:val="21"/>
-              </w:rPr>
-            </w:pPr>
-            <w:r>
-              <w:rPr>
-                <w:rFonts w:ascii="宋体" w:cs="宋体" w:hint="eastAsia"/>
-                <w:b/>
-                <w:szCs w:val="21"/>
-              </w:rPr>
-              <w:t>版本号</w:t>
-            </w:r>
-          </w:p>
-        </w:tc>
-        <w:tc>
-          <w:tcPr>
-            <w:tcW w:w="1470" w:type="dxa"/>
-          </w:tcPr>
-          <w:p>
-            <w:pPr>
-              <w:autoSpaceDE w:val="0"/>
-              <w:autoSpaceDN w:val="0"/>
-              <w:spacing w:beforeLines="25" w:before="60" w:afterLines="25" w:after="60"/>
-              <w:jc w:val="center"/>
-              <w:rPr>
-                <w:rFonts w:ascii="宋体" w:cs="宋体"/>
-                <w:b/>
-                <w:szCs w:val="21"/>
-              </w:rPr>
-            </w:pPr>
-            <w:r>
-              <w:rPr>
-                <w:rFonts w:ascii="宋体" w:cs="宋体" w:hint="eastAsia"/>
-                <w:b/>
-                <w:szCs w:val="21"/>
-              </w:rPr>
-              <w:t>日期</w:t>
-            </w:r>
-          </w:p>
-        </w:tc>
-        <w:tc>
-          <w:tcPr>
-            <w:tcW w:w="1443" w:type="dxa"/>
-          </w:tcPr>
-          <w:p>
-            <w:pPr>
-              <w:autoSpaceDE w:val="0"/>
-              <w:autoSpaceDN w:val="0"/>
-              <w:spacing w:beforeLines="25" w:before="60" w:afterLines="25" w:after="60"/>
-              <w:jc w:val="center"/>
-              <w:rPr>
-                <w:rFonts w:ascii="宋体" w:cs="宋体"/>
-                <w:b/>
-                <w:szCs w:val="21"/>
-              </w:rPr>
-            </w:pPr>
-            <w:r>
-              <w:rPr>
-                <w:rFonts w:ascii="宋体" w:cs="宋体" w:hint="eastAsia"/>
-                <w:b/>
-                <w:szCs w:val="21"/>
-              </w:rPr>
-              <w:t>修改章节</w:t>
-            </w:r>
-          </w:p>
-        </w:tc>
-        <w:tc>
-          <w:tcPr>
-            <w:tcW w:w="1444" w:type="dxa"/>
-          </w:tcPr>
-          <w:p>
-            <w:pPr>
-              <w:autoSpaceDE w:val="0"/>
-              <w:autoSpaceDN w:val="0"/>
-              <w:spacing w:beforeLines="25" w:before="60" w:afterLines="25" w:after="60"/>
-              <w:jc w:val="center"/>
-              <w:rPr>
-                <w:rFonts w:ascii="宋体" w:cs="宋体"/>
-                <w:b/>
-                <w:szCs w:val="21"/>
-              </w:rPr>
-            </w:pPr>
-            <w:r>
-              <w:rPr>
-                <w:rFonts w:ascii="宋体" w:cs="宋体" w:hint="eastAsia"/>
-                <w:b/>
-                <w:szCs w:val="21"/>
-              </w:rPr>
-              <w:t>修改页</w:t>
-            </w:r>
-          </w:p>
-        </w:tc>
-        <w:tc>
-          <w:tcPr>
-            <w:tcW w:w="2807" w:type="dxa"/>
-          </w:tcPr>
-          <w:p>
-            <w:pPr>
-              <w:autoSpaceDE w:val="0"/>
-              <w:autoSpaceDN w:val="0"/>
-              <w:spacing w:beforeLines="25" w:before="60" w:afterLines="25" w:after="60"/>
-              <w:jc w:val="center"/>
-              <w:rPr>
-                <w:rFonts w:ascii="宋体" w:cs="宋体"/>
-                <w:b/>
-                <w:szCs w:val="21"/>
-              </w:rPr>
-            </w:pPr>
-            <w:r>
-              <w:rPr>
-                <w:rFonts w:ascii="宋体" w:cs="宋体" w:hint="eastAsia"/>
-                <w:b/>
-                <w:szCs w:val="21"/>
-              </w:rPr>
-              <w:t>备注</w:t>
-            </w:r>
-          </w:p>
-        </w:tc>
-      </w:tr>
-      <w:tr>
-        <w:trPr>
-          <w:trHeight w:val="321"/>
-        </w:trPr>
-        <w:tc>
-          <w:tcPr>
-            <w:tcW w:w="1341" w:type="dxa"/>
-            <w:tcBorders>
-              <w:bottom w:val="single" w:sz="4" w:space="0" w:color="auto"/>
-            </w:tcBorders>
-          </w:tcPr>
-          <w:p>
-            <w:pPr>
-              <w:spacing w:beforeLines="25" w:before="60" w:afterLines="25" w:after="60"/>
-              <w:jc w:val="center"/>
-              <w:rPr>
-                <w:szCs w:val="21"/>
-              </w:rPr>
-            </w:pPr>
-          </w:p>
-        </w:tc>
-        <w:tc>
-          <w:tcPr>
-            <w:tcW w:w="1470" w:type="dxa"/>
-            <w:tcBorders>
-              <w:bottom w:val="single" w:sz="4" w:space="0" w:color="auto"/>
-            </w:tcBorders>
-          </w:tcPr>
-          <w:p>
-            <w:pPr>
-              <w:spacing w:beforeLines="25" w:before="60" w:afterLines="25" w:after="60"/>
-              <w:jc w:val="center"/>
-              <w:rPr>
-                <w:szCs w:val="21"/>
-              </w:rPr>
-            </w:pPr>
-          </w:p>
-        </w:tc>
-        <w:tc>
-          <w:tcPr>
-            <w:tcW w:w="1443" w:type="dxa"/>
-            <w:tcBorders>
-              <w:bottom w:val="single" w:sz="4" w:space="0" w:color="auto"/>
-            </w:tcBorders>
-          </w:tcPr>
-          <w:p>
-            <w:pPr>
-              <w:spacing w:beforeLines="25" w:before="60" w:afterLines="25" w:after="60"/>
-              <w:jc w:val="center"/>
-              <w:rPr>
-                <w:szCs w:val="21"/>
-              </w:rPr>
-            </w:pPr>
-          </w:p>
-        </w:tc>
-        <w:tc>
-          <w:tcPr>
-            <w:tcW w:w="1444" w:type="dxa"/>
-            <w:tcBorders>
-              <w:bottom w:val="single" w:sz="4" w:space="0" w:color="auto"/>
-            </w:tcBorders>
-          </w:tcPr>
-          <w:p>
-            <w:pPr>
-              <w:spacing w:beforeLines="25" w:before="60" w:afterLines="25" w:after="60"/>
-              <w:jc w:val="center"/>
-              <w:rPr>
-                <w:szCs w:val="21"/>
-              </w:rPr>
-            </w:pPr>
-          </w:p>
-        </w:tc>
-        <w:tc>
-          <w:tcPr>
-            <w:tcW w:w="2807" w:type="dxa"/>
-            <w:tcBorders>
-              <w:bottom w:val="single" w:sz="4" w:space="0" w:color="auto"/>
-            </w:tcBorders>
-          </w:tcPr>
-          <w:p>
-            <w:pPr>
-              <w:spacing w:beforeLines="25" w:before="60" w:afterLines="25" w:after="60"/>
-              <w:rPr>
-                <w:szCs w:val="21"/>
-              </w:rPr>
-            </w:pPr>
-          </w:p>
-        </w:tc>
-      </w:tr>
-      <w:tr>
-        <w:trPr>
-          <w:trHeight w:val="321"/>
-        </w:trPr>
-        <w:tc>
-          <w:tcPr>
-            <w:tcW w:w="1341" w:type="dxa"/>
-            <w:tcBorders>
-              <w:bottom w:val="single" w:sz="4" w:space="0" w:color="auto"/>
-            </w:tcBorders>
-          </w:tcPr>
-          <w:p>
-            <w:pPr>
-              <w:spacing w:beforeLines="25" w:before="60" w:afterLines="25" w:after="60"/>
-              <w:jc w:val="center"/>
-              <w:rPr>
-                <w:szCs w:val="21"/>
-              </w:rPr>
-            </w:pPr>
-          </w:p>
-        </w:tc>
-        <w:tc>
-          <w:tcPr>
-            <w:tcW w:w="1470" w:type="dxa"/>
-            <w:tcBorders>
-              <w:bottom w:val="single" w:sz="4" w:space="0" w:color="auto"/>
-            </w:tcBorders>
-          </w:tcPr>
-          <w:p>
-            <w:pPr>
-              <w:spacing w:beforeLines="25" w:before="60" w:afterLines="25" w:after="60"/>
-              <w:jc w:val="center"/>
-              <w:rPr>
-                <w:szCs w:val="21"/>
-              </w:rPr>
-            </w:pPr>
-          </w:p>
-        </w:tc>
-        <w:tc>
-          <w:tcPr>
-            <w:tcW w:w="1443" w:type="dxa"/>
-            <w:tcBorders>
-              <w:bottom w:val="single" w:sz="4" w:space="0" w:color="auto"/>
-            </w:tcBorders>
-          </w:tcPr>
-          <w:p>
-            <w:pPr>
-              <w:spacing w:beforeLines="25" w:before="60" w:afterLines="25" w:after="60"/>
-              <w:jc w:val="center"/>
-              <w:rPr>
-                <w:szCs w:val="21"/>
-              </w:rPr>
-            </w:pPr>
-          </w:p>
-        </w:tc>
-        <w:tc>
-          <w:tcPr>
-            <w:tcW w:w="1444" w:type="dxa"/>
-            <w:tcBorders>
-              <w:bottom w:val="single" w:sz="4" w:space="0" w:color="auto"/>
-            </w:tcBorders>
-          </w:tcPr>
-          <w:p>
-            <w:pPr>
-              <w:spacing w:beforeLines="25" w:before="60" w:afterLines="25" w:after="60"/>
-              <w:jc w:val="center"/>
-              <w:rPr>
-                <w:szCs w:val="21"/>
-              </w:rPr>
-            </w:pPr>
-          </w:p>
-        </w:tc>
-        <w:tc>
-          <w:tcPr>
-            <w:tcW w:w="2807" w:type="dxa"/>
-            <w:tcBorders>
-              <w:bottom w:val="single" w:sz="4" w:space="0" w:color="auto"/>
-            </w:tcBorders>
-          </w:tcPr>
-          <w:p>
-            <w:pPr>
-              <w:spacing w:beforeLines="25" w:before="60" w:afterLines="25" w:after="60"/>
-              <w:rPr>
-                <w:szCs w:val="21"/>
-              </w:rPr>
-            </w:pPr>
-          </w:p>
-        </w:tc>
-      </w:tr>
-      <w:tr>
-        <w:trPr>
-          <w:trHeight w:val="321"/>
-        </w:trPr>
-        <w:tc>
-          <w:tcPr>
-            <w:tcW w:w="1341" w:type="dxa"/>
-            <w:tcBorders>
-              <w:bottom w:val="single" w:sz="4" w:space="0" w:color="auto"/>
-            </w:tcBorders>
-          </w:tcPr>
-          <w:p>
-            <w:pPr>
-              <w:spacing w:beforeLines="25" w:before="60" w:afterLines="25" w:after="60"/>
-              <w:jc w:val="center"/>
-              <w:rPr>
-                <w:szCs w:val="21"/>
-              </w:rPr>
-            </w:pPr>
-          </w:p>
-        </w:tc>
-        <w:tc>
-          <w:tcPr>
-            <w:tcW w:w="1470" w:type="dxa"/>
-            <w:tcBorders>
-              <w:bottom w:val="single" w:sz="4" w:space="0" w:color="auto"/>
-            </w:tcBorders>
-          </w:tcPr>
-          <w:p>
-            <w:pPr>
-              <w:spacing w:beforeLines="25" w:before="60" w:afterLines="25" w:after="60"/>
-              <w:jc w:val="center"/>
-              <w:rPr>
-                <w:szCs w:val="21"/>
-              </w:rPr>
-            </w:pPr>
-          </w:p>
-        </w:tc>
-        <w:tc>
-          <w:tcPr>
-            <w:tcW w:w="1443" w:type="dxa"/>
-            <w:tcBorders>
-              <w:bottom w:val="single" w:sz="4" w:space="0" w:color="auto"/>
-            </w:tcBorders>
-          </w:tcPr>
-          <w:p>
-            <w:pPr>
-              <w:spacing w:beforeLines="25" w:before="60" w:afterLines="25" w:after="60"/>
-              <w:jc w:val="center"/>
-              <w:rPr>
-                <w:szCs w:val="21"/>
-              </w:rPr>
-            </w:pPr>
-          </w:p>
-        </w:tc>
-        <w:tc>
-          <w:tcPr>
-            <w:tcW w:w="1444" w:type="dxa"/>
-            <w:tcBorders>
-              <w:bottom w:val="single" w:sz="4" w:space="0" w:color="auto"/>
-            </w:tcBorders>
-          </w:tcPr>
-          <w:p>
-            <w:pPr>
-              <w:spacing w:beforeLines="25" w:before="60" w:afterLines="25" w:after="60"/>
-              <w:jc w:val="center"/>
-              <w:rPr>
-                <w:szCs w:val="21"/>
-              </w:rPr>
-            </w:pPr>
-          </w:p>
-        </w:tc>
-        <w:tc>
-          <w:tcPr>
-            <w:tcW w:w="2807" w:type="dxa"/>
-            <w:tcBorders>
-              <w:bottom w:val="single" w:sz="4" w:space="0" w:color="auto"/>
-            </w:tcBorders>
-          </w:tcPr>
-          <w:p>
-            <w:pPr>
-              <w:spacing w:beforeLines="25" w:before="60" w:afterLines="25" w:after="60"/>
-              <w:rPr>
-                <w:szCs w:val="21"/>
-              </w:rPr>
-            </w:pPr>
-          </w:p>
-        </w:tc>
-      </w:tr>
-      <w:tr>
-        <w:trPr>
-          <w:trHeight w:val="321"/>
-        </w:trPr>
-        <w:tc>
-          <w:tcPr>
-            <w:tcW w:w="1341" w:type="dxa"/>
-            <w:tcBorders>
-              <w:bottom w:val="single" w:sz="4" w:space="0" w:color="auto"/>
-            </w:tcBorders>
-          </w:tcPr>
-          <w:p>
-            <w:pPr>
-              <w:spacing w:beforeLines="25" w:before="60" w:afterLines="25" w:after="60"/>
-              <w:jc w:val="center"/>
-              <w:rPr>
-                <w:szCs w:val="21"/>
-              </w:rPr>
-            </w:pPr>
-          </w:p>
-        </w:tc>
-        <w:tc>
-          <w:tcPr>
-            <w:tcW w:w="1470" w:type="dxa"/>
-            <w:tcBorders>
-              <w:bottom w:val="single" w:sz="4" w:space="0" w:color="auto"/>
-            </w:tcBorders>
-          </w:tcPr>
-          <w:p>
-            <w:pPr>
-              <w:spacing w:beforeLines="25" w:before="60" w:afterLines="25" w:after="60"/>
-              <w:jc w:val="center"/>
-              <w:rPr>
-                <w:szCs w:val="21"/>
-              </w:rPr>
-            </w:pPr>
-          </w:p>
-        </w:tc>
-        <w:tc>
-          <w:tcPr>
-            <w:tcW w:w="1443" w:type="dxa"/>
-            <w:tcBorders>
-              <w:bottom w:val="single" w:sz="4" w:space="0" w:color="auto"/>
-            </w:tcBorders>
-          </w:tcPr>
-          <w:p>
-            <w:pPr>
-              <w:spacing w:beforeLines="25" w:before="60" w:afterLines="25" w:after="60"/>
-              <w:jc w:val="center"/>
-              <w:rPr>
-                <w:szCs w:val="21"/>
-              </w:rPr>
-            </w:pPr>
-          </w:p>
-        </w:tc>
-        <w:tc>
-          <w:tcPr>
-            <w:tcW w:w="1444" w:type="dxa"/>
-            <w:tcBorders>
-              <w:bottom w:val="single" w:sz="4" w:space="0" w:color="auto"/>
-            </w:tcBorders>
-          </w:tcPr>
-          <w:p>
-            <w:pPr>
-              <w:spacing w:beforeLines="25" w:before="60" w:afterLines="25" w:after="60"/>
-              <w:jc w:val="center"/>
-              <w:rPr>
-                <w:szCs w:val="21"/>
-              </w:rPr>
-            </w:pPr>
-          </w:p>
-        </w:tc>
-        <w:tc>
-          <w:tcPr>
-            <w:tcW w:w="2807" w:type="dxa"/>
-            <w:tcBorders>
-              <w:bottom w:val="single" w:sz="4" w:space="0" w:color="auto"/>
-            </w:tcBorders>
-          </w:tcPr>
-          <w:p>
-            <w:pPr>
-              <w:spacing w:beforeLines="25" w:before="60" w:afterLines="25" w:after="60"/>
-              <w:rPr>
-                <w:szCs w:val="21"/>
-              </w:rPr>
-            </w:pPr>
-          </w:p>
-        </w:tc>
-      </w:tr>
-      <w:tr>
-        <w:trPr>
-          <w:trHeight w:val="321"/>
-        </w:trPr>
-        <w:tc>
-          <w:tcPr>
-            <w:tcW w:w="1341" w:type="dxa"/>
-            <w:tcBorders>
-              <w:bottom w:val="single" w:sz="4" w:space="0" w:color="auto"/>
-            </w:tcBorders>
-          </w:tcPr>
-          <w:p>
-            <w:pPr>
-              <w:spacing w:beforeLines="25" w:before="60" w:afterLines="25" w:after="60"/>
-              <w:jc w:val="center"/>
-              <w:rPr>
-                <w:szCs w:val="21"/>
-              </w:rPr>
-            </w:pPr>
-          </w:p>
-        </w:tc>
-        <w:tc>
-          <w:tcPr>
-            <w:tcW w:w="1470" w:type="dxa"/>
-            <w:tcBorders>
-              <w:bottom w:val="single" w:sz="4" w:space="0" w:color="auto"/>
-            </w:tcBorders>
-          </w:tcPr>
-          <w:p>
-            <w:pPr>
-              <w:spacing w:beforeLines="25" w:before="60" w:afterLines="25" w:after="60"/>
-              <w:jc w:val="center"/>
-              <w:rPr>
-                <w:szCs w:val="21"/>
-              </w:rPr>
-            </w:pPr>
-          </w:p>
-        </w:tc>
-        <w:tc>
-          <w:tcPr>
-            <w:tcW w:w="1443" w:type="dxa"/>
-            <w:tcBorders>
-              <w:bottom w:val="single" w:sz="4" w:space="0" w:color="auto"/>
-            </w:tcBorders>
-          </w:tcPr>
-          <w:p>
-            <w:pPr>
-              <w:spacing w:beforeLines="25" w:before="60" w:afterLines="25" w:after="60"/>
-              <w:jc w:val="center"/>
-              <w:rPr>
-                <w:szCs w:val="21"/>
-              </w:rPr>
-            </w:pPr>
-          </w:p>
-        </w:tc>
-        <w:tc>
-          <w:tcPr>
-            <w:tcW w:w="1444" w:type="dxa"/>
-            <w:tcBorders>
-              <w:bottom w:val="single" w:sz="4" w:space="0" w:color="auto"/>
-            </w:tcBorders>
-          </w:tcPr>
-          <w:p>
-            <w:pPr>
-              <w:spacing w:beforeLines="25" w:before="60" w:afterLines="25" w:after="60"/>
-              <w:jc w:val="center"/>
-              <w:rPr>
-                <w:szCs w:val="21"/>
-              </w:rPr>
-            </w:pPr>
-          </w:p>
-        </w:tc>
-        <w:tc>
-          <w:tcPr>
-            <w:tcW w:w="2807" w:type="dxa"/>
-            <w:tcBorders>
-              <w:bottom w:val="single" w:sz="4" w:space="0" w:color="auto"/>
-            </w:tcBorders>
-          </w:tcPr>
-          <w:p>
-            <w:pPr>
-              <w:spacing w:beforeLines="25" w:before="60" w:afterLines="25" w:after="60"/>
-              <w:rPr>
-                <w:szCs w:val="21"/>
-              </w:rPr>
-            </w:pPr>
-          </w:p>
-        </w:tc>
-      </w:tr>
-      <w:tr>
-        <w:trPr>
-          <w:trHeight w:val="321"/>
-        </w:trPr>
-        <w:tc>
-          <w:tcPr>
-            <w:tcW w:w="1341" w:type="dxa"/>
-            <w:tcBorders>
-              <w:bottom w:val="single" w:sz="4" w:space="0" w:color="auto"/>
-            </w:tcBorders>
-          </w:tcPr>
-          <w:p>
-            <w:pPr>
-              <w:spacing w:beforeLines="25" w:before="60" w:afterLines="25" w:after="60"/>
-              <w:jc w:val="center"/>
-              <w:rPr>
-                <w:szCs w:val="21"/>
-              </w:rPr>
-            </w:pPr>
-          </w:p>
-        </w:tc>
-        <w:tc>
-          <w:tcPr>
-            <w:tcW w:w="1470" w:type="dxa"/>
-            <w:tcBorders>
-              <w:bottom w:val="single" w:sz="4" w:space="0" w:color="auto"/>
-            </w:tcBorders>
-          </w:tcPr>
-          <w:p>
-            <w:pPr>
-              <w:spacing w:beforeLines="25" w:before="60" w:afterLines="25" w:after="60"/>
-              <w:jc w:val="center"/>
-              <w:rPr>
-                <w:szCs w:val="21"/>
-              </w:rPr>
-            </w:pPr>
-          </w:p>
-        </w:tc>
-        <w:tc>
-          <w:tcPr>
-            <w:tcW w:w="1443" w:type="dxa"/>
-            <w:tcBorders>
-              <w:bottom w:val="single" w:sz="4" w:space="0" w:color="auto"/>
-            </w:tcBorders>
-          </w:tcPr>
-          <w:p>
-            <w:pPr>
-              <w:spacing w:beforeLines="25" w:before="60" w:afterLines="25" w:after="60"/>
-              <w:jc w:val="center"/>
-              <w:rPr>
-                <w:szCs w:val="21"/>
-              </w:rPr>
-            </w:pPr>
-          </w:p>
-        </w:tc>
-        <w:tc>
-          <w:tcPr>
-            <w:tcW w:w="1444" w:type="dxa"/>
-            <w:tcBorders>
-              <w:bottom w:val="single" w:sz="4" w:space="0" w:color="auto"/>
-            </w:tcBorders>
-          </w:tcPr>
-          <w:p>
-            <w:pPr>
-              <w:spacing w:beforeLines="25" w:before="60" w:afterLines="25" w:after="60"/>
-              <w:jc w:val="center"/>
-              <w:rPr>
-                <w:szCs w:val="21"/>
-              </w:rPr>
-            </w:pPr>
-          </w:p>
-        </w:tc>
-        <w:tc>
-          <w:tcPr>
-            <w:tcW w:w="2807" w:type="dxa"/>
-            <w:tcBorders>
-              <w:bottom w:val="single" w:sz="4" w:space="0" w:color="auto"/>
-            </w:tcBorders>
-          </w:tcPr>
-          <w:p>
-            <w:pPr>
-              <w:spacing w:beforeLines="25" w:before="60" w:afterLines="25" w:after="60"/>
-              <w:rPr>
-                <w:szCs w:val="21"/>
-              </w:rPr>
-            </w:pPr>
-          </w:p>
-        </w:tc>
-      </w:tr>
-      <w:tr>
-        <w:trPr>
-          <w:trHeight w:val="321"/>
-        </w:trPr>
-        <w:tc>
-          <w:tcPr>
-            <w:tcW w:w="1341" w:type="dxa"/>
-            <w:tcBorders>
-              <w:bottom w:val="single" w:sz="4" w:space="0" w:color="auto"/>
-            </w:tcBorders>
-          </w:tcPr>
-          <w:p>
-            <w:pPr>
-              <w:spacing w:beforeLines="25" w:before="60" w:afterLines="25" w:after="60"/>
-              <w:jc w:val="center"/>
-              <w:rPr>
-                <w:szCs w:val="21"/>
-              </w:rPr>
-            </w:pPr>
-          </w:p>
-        </w:tc>
-        <w:tc>
-          <w:tcPr>
-            <w:tcW w:w="1470" w:type="dxa"/>
-            <w:tcBorders>
-              <w:bottom w:val="single" w:sz="4" w:space="0" w:color="auto"/>
-            </w:tcBorders>
-          </w:tcPr>
-          <w:p>
-            <w:pPr>
-              <w:spacing w:beforeLines="25" w:before="60" w:afterLines="25" w:after="60"/>
-              <w:jc w:val="center"/>
-              <w:rPr>
-                <w:szCs w:val="21"/>
-              </w:rPr>
-            </w:pPr>
-          </w:p>
-        </w:tc>
-        <w:tc>
-          <w:tcPr>
-            <w:tcW w:w="1443" w:type="dxa"/>
-            <w:tcBorders>
-              <w:bottom w:val="single" w:sz="4" w:space="0" w:color="auto"/>
-            </w:tcBorders>
-          </w:tcPr>
-          <w:p>
-            <w:pPr>
-              <w:spacing w:beforeLines="25" w:before="60" w:afterLines="25" w:after="60"/>
-              <w:jc w:val="center"/>
-              <w:rPr>
-                <w:szCs w:val="21"/>
-              </w:rPr>
-            </w:pPr>
-          </w:p>
-        </w:tc>
-        <w:tc>
-          <w:tcPr>
-            <w:tcW w:w="1444" w:type="dxa"/>
-            <w:tcBorders>
-              <w:bottom w:val="single" w:sz="4" w:space="0" w:color="auto"/>
-            </w:tcBorders>
-          </w:tcPr>
-          <w:p>
-            <w:pPr>
-              <w:spacing w:beforeLines="25" w:before="60" w:afterLines="25" w:after="60"/>
-              <w:jc w:val="center"/>
-              <w:rPr>
-                <w:szCs w:val="21"/>
-              </w:rPr>
-            </w:pPr>
-          </w:p>
-        </w:tc>
-        <w:tc>
-          <w:tcPr>
-            <w:tcW w:w="2807" w:type="dxa"/>
-            <w:tcBorders>
-              <w:bottom w:val="single" w:sz="4" w:space="0" w:color="auto"/>
-            </w:tcBorders>
-          </w:tcPr>
-          <w:p>
-            <w:pPr>
-              <w:spacing w:beforeLines="25" w:before="60" w:afterLines="25" w:after="60"/>
-              <w:rPr>
-                <w:szCs w:val="21"/>
-              </w:rPr>
-            </w:pPr>
-          </w:p>
-        </w:tc>
-      </w:tr>
-      <w:tr>
-        <w:trPr>
-          <w:trHeight w:val="321"/>
-        </w:trPr>
-        <w:tc>
-          <w:tcPr>
-            <w:tcW w:w="1341" w:type="dxa"/>
-            <w:tcBorders>
-              <w:bottom w:val="single" w:sz="4" w:space="0" w:color="auto"/>
-            </w:tcBorders>
-          </w:tcPr>
-          <w:p>
-            <w:pPr>
-              <w:spacing w:beforeLines="25" w:before="60" w:afterLines="25" w:after="60"/>
-              <w:jc w:val="center"/>
-              <w:rPr>
-                <w:szCs w:val="21"/>
-              </w:rPr>
-            </w:pPr>
-          </w:p>
-        </w:tc>
-        <w:tc>
-          <w:tcPr>
-            <w:tcW w:w="1470" w:type="dxa"/>
-            <w:tcBorders>
-              <w:bottom w:val="single" w:sz="4" w:space="0" w:color="auto"/>
-            </w:tcBorders>
-          </w:tcPr>
-          <w:p>
-            <w:pPr>
-              <w:spacing w:beforeLines="25" w:before="60" w:afterLines="25" w:after="60"/>
-              <w:jc w:val="center"/>
-              <w:rPr>
-                <w:szCs w:val="21"/>
-              </w:rPr>
-            </w:pPr>
-          </w:p>
-        </w:tc>
-        <w:tc>
-          <w:tcPr>
-            <w:tcW w:w="1443" w:type="dxa"/>
-            <w:tcBorders>
-              <w:bottom w:val="single" w:sz="4" w:space="0" w:color="auto"/>
-            </w:tcBorders>
-          </w:tcPr>
-          <w:p>
-            <w:pPr>
-              <w:spacing w:beforeLines="25" w:before="60" w:afterLines="25" w:after="60"/>
-              <w:jc w:val="center"/>
-              <w:rPr>
-                <w:szCs w:val="21"/>
-              </w:rPr>
-            </w:pPr>
-          </w:p>
-        </w:tc>
-        <w:tc>
-          <w:tcPr>
-            <w:tcW w:w="1444" w:type="dxa"/>
-            <w:tcBorders>
-              <w:bottom w:val="single" w:sz="4" w:space="0" w:color="auto"/>
-            </w:tcBorders>
-          </w:tcPr>
-          <w:p>
-            <w:pPr>
-              <w:spacing w:beforeLines="25" w:before="60" w:afterLines="25" w:after="60"/>
-              <w:jc w:val="center"/>
-              <w:rPr>
-                <w:szCs w:val="21"/>
-              </w:rPr>
-            </w:pPr>
-          </w:p>
-        </w:tc>
-        <w:tc>
-          <w:tcPr>
-            <w:tcW w:w="2807" w:type="dxa"/>
-            <w:tcBorders>
-              <w:bottom w:val="single" w:sz="4" w:space="0" w:color="auto"/>
-            </w:tcBorders>
-          </w:tcPr>
-          <w:p>
-            <w:pPr>
-              <w:spacing w:beforeLines="25" w:before="60" w:afterLines="25" w:after="60"/>
-              <w:rPr>
-                <w:szCs w:val="21"/>
-              </w:rPr>
-            </w:pPr>
-          </w:p>
-        </w:tc>
-      </w:tr>
-      <w:tr>
-        <w:trPr>
-          <w:trHeight w:val="321"/>
-        </w:trPr>
-        <w:tc>
-          <w:tcPr>
-            <w:tcW w:w="1341" w:type="dxa"/>
-            <w:tcBorders>
-              <w:bottom w:val="single" w:sz="4" w:space="0" w:color="auto"/>
-            </w:tcBorders>
-          </w:tcPr>
-          <w:p>
-            <w:pPr>
-              <w:spacing w:beforeLines="25" w:before="60" w:afterLines="25" w:after="60"/>
-              <w:jc w:val="center"/>
-              <w:rPr>
-                <w:szCs w:val="21"/>
-              </w:rPr>
-            </w:pPr>
-          </w:p>
-        </w:tc>
-        <w:tc>
-          <w:tcPr>
-            <w:tcW w:w="1470" w:type="dxa"/>
-            <w:tcBorders>
-              <w:bottom w:val="single" w:sz="4" w:space="0" w:color="auto"/>
-            </w:tcBorders>
-          </w:tcPr>
-          <w:p>
-            <w:pPr>
-              <w:spacing w:beforeLines="25" w:before="60" w:afterLines="25" w:after="60"/>
-              <w:jc w:val="center"/>
-              <w:rPr>
-                <w:szCs w:val="21"/>
-              </w:rPr>
-            </w:pPr>
-          </w:p>
-        </w:tc>
-        <w:tc>
-          <w:tcPr>
-            <w:tcW w:w="1443" w:type="dxa"/>
-            <w:tcBorders>
-              <w:bottom w:val="single" w:sz="4" w:space="0" w:color="auto"/>
-            </w:tcBorders>
-          </w:tcPr>
-          <w:p>
-            <w:pPr>
-              <w:spacing w:beforeLines="25" w:before="60" w:afterLines="25" w:after="60"/>
-              <w:jc w:val="center"/>
-              <w:rPr>
-                <w:szCs w:val="21"/>
-              </w:rPr>
-            </w:pPr>
-          </w:p>
-        </w:tc>
-        <w:tc>
-          <w:tcPr>
-            <w:tcW w:w="1444" w:type="dxa"/>
-            <w:tcBorders>
-              <w:bottom w:val="single" w:sz="4" w:space="0" w:color="auto"/>
-            </w:tcBorders>
-          </w:tcPr>
-          <w:p>
-            <w:pPr>
-              <w:spacing w:beforeLines="25" w:before="60" w:afterLines="25" w:after="60"/>
-              <w:jc w:val="center"/>
-              <w:rPr>
-                <w:szCs w:val="21"/>
-              </w:rPr>
-            </w:pPr>
-          </w:p>
-        </w:tc>
-        <w:tc>
-          <w:tcPr>
-            <w:tcW w:w="2807" w:type="dxa"/>
-            <w:tcBorders>
-              <w:bottom w:val="single" w:sz="4" w:space="0" w:color="auto"/>
-            </w:tcBorders>
-          </w:tcPr>
-          <w:p>
-            <w:pPr>
-              <w:spacing w:beforeLines="25" w:before="60" w:afterLines="25" w:after="60"/>
-              <w:rPr>
-                <w:szCs w:val="21"/>
-              </w:rPr>
-            </w:pPr>
-          </w:p>
-        </w:tc>
-      </w:tr>
-      <w:tr>
-        <w:trPr>
-          <w:trHeight w:val="321"/>
-        </w:trPr>
-        <w:tc>
-          <w:tcPr>
-            <w:tcW w:w="1341" w:type="dxa"/>
-            <w:tcBorders>
-              <w:bottom w:val="single" w:sz="4" w:space="0" w:color="auto"/>
-            </w:tcBorders>
-          </w:tcPr>
-          <w:p>
-            <w:pPr>
-              <w:spacing w:beforeLines="25" w:before="60" w:afterLines="25" w:after="60"/>
-              <w:jc w:val="center"/>
-              <w:rPr>
-                <w:szCs w:val="21"/>
-              </w:rPr>
-            </w:pPr>
-          </w:p>
-        </w:tc>
-        <w:tc>
-          <w:tcPr>
-            <w:tcW w:w="1470" w:type="dxa"/>
-            <w:tcBorders>
-              <w:bottom w:val="single" w:sz="4" w:space="0" w:color="auto"/>
-            </w:tcBorders>
-          </w:tcPr>
-          <w:p>
-            <w:pPr>
-              <w:spacing w:beforeLines="25" w:before="60" w:afterLines="25" w:after="60"/>
-              <w:jc w:val="center"/>
-              <w:rPr>
-                <w:szCs w:val="21"/>
-              </w:rPr>
-            </w:pPr>
-          </w:p>
-        </w:tc>
-        <w:tc>
-          <w:tcPr>
-            <w:tcW w:w="1443" w:type="dxa"/>
-            <w:tcBorders>
-              <w:bottom w:val="single" w:sz="4" w:space="0" w:color="auto"/>
-            </w:tcBorders>
-          </w:tcPr>
-          <w:p>
-            <w:pPr>
-              <w:spacing w:beforeLines="25" w:before="60" w:afterLines="25" w:after="60"/>
-              <w:jc w:val="center"/>
-              <w:rPr>
-                <w:szCs w:val="21"/>
-              </w:rPr>
-            </w:pPr>
-          </w:p>
-        </w:tc>
-        <w:tc>
-          <w:tcPr>
-            <w:tcW w:w="1444" w:type="dxa"/>
-            <w:tcBorders>
-              <w:bottom w:val="single" w:sz="4" w:space="0" w:color="auto"/>
-            </w:tcBorders>
-          </w:tcPr>
-          <w:p>
-            <w:pPr>
-              <w:spacing w:beforeLines="25" w:before="60" w:afterLines="25" w:after="60"/>
-              <w:jc w:val="center"/>
-              <w:rPr>
-                <w:szCs w:val="21"/>
-              </w:rPr>
-            </w:pPr>
-          </w:p>
-        </w:tc>
-        <w:tc>
-          <w:tcPr>
-            <w:tcW w:w="2807" w:type="dxa"/>
-            <w:tcBorders>
-              <w:bottom w:val="single" w:sz="4" w:space="0" w:color="auto"/>
-            </w:tcBorders>
-          </w:tcPr>
-          <w:p>
-            <w:pPr>
-              <w:spacing w:beforeLines="25" w:before="60" w:afterLines="25" w:after="60"/>
-              <w:rPr>
-                <w:szCs w:val="21"/>
-              </w:rPr>
-            </w:pPr>
-          </w:p>
-        </w:tc>
-      </w:tr>
-      <w:tr>
-        <w:trPr>
-          <w:trHeight w:val="321"/>
-        </w:trPr>
-        <w:tc>
-          <w:tcPr>
-            <w:tcW w:w="1341" w:type="dxa"/>
-            <w:tcBorders>
-              <w:bottom w:val="single" w:sz="4" w:space="0" w:color="auto"/>
-            </w:tcBorders>
-          </w:tcPr>
-          <w:p>
-            <w:pPr>
-              <w:spacing w:beforeLines="25" w:before="60" w:afterLines="25" w:after="60"/>
-              <w:jc w:val="center"/>
-              <w:rPr>
-                <w:szCs w:val="21"/>
-              </w:rPr>
-            </w:pPr>
-          </w:p>
-        </w:tc>
-        <w:tc>
-          <w:tcPr>
-            <w:tcW w:w="1470" w:type="dxa"/>
-            <w:tcBorders>
-              <w:bottom w:val="single" w:sz="4" w:space="0" w:color="auto"/>
-            </w:tcBorders>
-          </w:tcPr>
-          <w:p>
-            <w:pPr>
-              <w:spacing w:beforeLines="25" w:before="60" w:afterLines="25" w:after="60"/>
-              <w:jc w:val="center"/>
-              <w:rPr>
-                <w:szCs w:val="21"/>
-              </w:rPr>
-            </w:pPr>
-          </w:p>
-        </w:tc>
-        <w:tc>
-          <w:tcPr>
-            <w:tcW w:w="1443" w:type="dxa"/>
-            <w:tcBorders>
-              <w:bottom w:val="single" w:sz="4" w:space="0" w:color="auto"/>
-            </w:tcBorders>
-          </w:tcPr>
-          <w:p>
-            <w:pPr>
-              <w:spacing w:beforeLines="25" w:before="60" w:afterLines="25" w:after="60"/>
-              <w:jc w:val="center"/>
-              <w:rPr>
-                <w:szCs w:val="21"/>
-              </w:rPr>
-            </w:pPr>
-          </w:p>
-        </w:tc>
-        <w:tc>
-          <w:tcPr>
-            <w:tcW w:w="1444" w:type="dxa"/>
-            <w:tcBorders>
-              <w:bottom w:val="single" w:sz="4" w:space="0" w:color="auto"/>
-            </w:tcBorders>
-          </w:tcPr>
-          <w:p>
-            <w:pPr>
-              <w:spacing w:beforeLines="25" w:before="60" w:afterLines="25" w:after="60"/>
-              <w:jc w:val="center"/>
-              <w:rPr>
-                <w:szCs w:val="21"/>
-              </w:rPr>
-            </w:pPr>
-          </w:p>
-        </w:tc>
-        <w:tc>
-          <w:tcPr>
-            <w:tcW w:w="2807" w:type="dxa"/>
-            <w:tcBorders>
-              <w:bottom w:val="single" w:sz="4" w:space="0" w:color="auto"/>
-            </w:tcBorders>
-          </w:tcPr>
-          <w:p>
-            <w:pPr>
-              <w:spacing w:beforeLines="25" w:before="60" w:afterLines="25" w:after="60"/>
-              <w:rPr>
-                <w:szCs w:val="21"/>
-              </w:rPr>
-            </w:pPr>
-          </w:p>
-        </w:tc>
-      </w:tr>
-      <w:tr>
-        <w:trPr>
-          <w:trHeight w:val="321"/>
-        </w:trPr>
-        <w:tc>
-          <w:tcPr>
-            <w:tcW w:w="1341" w:type="dxa"/>
-            <w:tcBorders>
-              <w:bottom w:val="single" w:sz="4" w:space="0" w:color="auto"/>
-            </w:tcBorders>
-          </w:tcPr>
-          <w:p>
-            <w:pPr>
-              <w:spacing w:beforeLines="25" w:before="60" w:afterLines="25" w:after="60"/>
-              <w:jc w:val="center"/>
-              <w:rPr>
-                <w:szCs w:val="21"/>
-              </w:rPr>
-            </w:pPr>
-          </w:p>
-        </w:tc>
-        <w:tc>
-          <w:tcPr>
-            <w:tcW w:w="1470" w:type="dxa"/>
-            <w:tcBorders>
-              <w:bottom w:val="single" w:sz="4" w:space="0" w:color="auto"/>
-            </w:tcBorders>
-          </w:tcPr>
-          <w:p>
-            <w:pPr>
-              <w:spacing w:beforeLines="25" w:before="60" w:afterLines="25" w:after="60"/>
-              <w:jc w:val="center"/>
-              <w:rPr>
-                <w:szCs w:val="21"/>
-              </w:rPr>
-            </w:pPr>
-          </w:p>
-        </w:tc>
-        <w:tc>
-          <w:tcPr>
-            <w:tcW w:w="1443" w:type="dxa"/>
-            <w:tcBorders>
-              <w:bottom w:val="single" w:sz="4" w:space="0" w:color="auto"/>
-            </w:tcBorders>
-          </w:tcPr>
-          <w:p>
-            <w:pPr>
-              <w:spacing w:beforeLines="25" w:before="60" w:afterLines="25" w:after="60"/>
-              <w:jc w:val="center"/>
-              <w:rPr>
-                <w:szCs w:val="21"/>
-              </w:rPr>
-            </w:pPr>
-          </w:p>
-        </w:tc>
-        <w:tc>
-          <w:tcPr>
-            <w:tcW w:w="1444" w:type="dxa"/>
-            <w:tcBorders>
-              <w:bottom w:val="single" w:sz="4" w:space="0" w:color="auto"/>
-            </w:tcBorders>
-          </w:tcPr>
-          <w:p>
-            <w:pPr>
-              <w:spacing w:beforeLines="25" w:before="60" w:afterLines="25" w:after="60"/>
-              <w:jc w:val="center"/>
-              <w:rPr>
-                <w:szCs w:val="21"/>
-              </w:rPr>
-            </w:pPr>
-          </w:p>
-        </w:tc>
-        <w:tc>
-          <w:tcPr>
-            <w:tcW w:w="2807" w:type="dxa"/>
-            <w:tcBorders>
-              <w:bottom w:val="single" w:sz="4" w:space="0" w:color="auto"/>
-            </w:tcBorders>
-          </w:tcPr>
-          <w:p>
-            <w:pPr>
-              <w:spacing w:beforeLines="25" w:before="60" w:afterLines="25" w:after="60"/>
-              <w:rPr>
-                <w:szCs w:val="21"/>
-              </w:rPr>
-            </w:pPr>
-          </w:p>
-        </w:tc>
-      </w:tr>
-      <w:tr>
-        <w:trPr>
-          <w:trHeight w:val="321"/>
-        </w:trPr>
-        <w:tc>
-          <w:tcPr>
-            <w:tcW w:w="1341" w:type="dxa"/>
-            <w:tcBorders>
-              <w:bottom w:val="single" w:sz="4" w:space="0" w:color="auto"/>
-            </w:tcBorders>
-          </w:tcPr>
-          <w:p>
-            <w:pPr>
-              <w:spacing w:beforeLines="25" w:before="60" w:afterLines="25" w:after="60"/>
-              <w:jc w:val="center"/>
-              <w:rPr>
-                <w:szCs w:val="21"/>
-              </w:rPr>
-            </w:pPr>
-          </w:p>
-        </w:tc>
-        <w:tc>
-          <w:tcPr>
-            <w:tcW w:w="1470" w:type="dxa"/>
-            <w:tcBorders>
-              <w:bottom w:val="single" w:sz="4" w:space="0" w:color="auto"/>
-            </w:tcBorders>
-          </w:tcPr>
-          <w:p>
-            <w:pPr>
-              <w:spacing w:beforeLines="25" w:before="60" w:afterLines="25" w:after="60"/>
-              <w:jc w:val="center"/>
-              <w:rPr>
-                <w:szCs w:val="21"/>
-              </w:rPr>
-            </w:pPr>
-          </w:p>
-        </w:tc>
-        <w:tc>
-          <w:tcPr>
-            <w:tcW w:w="1443" w:type="dxa"/>
-            <w:tcBorders>
-              <w:bottom w:val="single" w:sz="4" w:space="0" w:color="auto"/>
-            </w:tcBorders>
-          </w:tcPr>
-          <w:p>
-            <w:pPr>
-              <w:spacing w:beforeLines="25" w:before="60" w:afterLines="25" w:after="60"/>
-              <w:jc w:val="center"/>
-              <w:rPr>
-                <w:szCs w:val="21"/>
-              </w:rPr>
-            </w:pPr>
-          </w:p>
-        </w:tc>
-        <w:tc>
-          <w:tcPr>
-            <w:tcW w:w="1444" w:type="dxa"/>
-            <w:tcBorders>
-              <w:bottom w:val="single" w:sz="4" w:space="0" w:color="auto"/>
-            </w:tcBorders>
-          </w:tcPr>
-          <w:p>
-            <w:pPr>
-              <w:spacing w:beforeLines="25" w:before="60" w:afterLines="25" w:after="60"/>
-              <w:jc w:val="center"/>
-              <w:rPr>
-                <w:szCs w:val="21"/>
-              </w:rPr>
-            </w:pPr>
-          </w:p>
-        </w:tc>
-        <w:tc>
-          <w:tcPr>
-            <w:tcW w:w="2807" w:type="dxa"/>
-            <w:tcBorders>
-              <w:bottom w:val="single" w:sz="4" w:space="0" w:color="auto"/>
-            </w:tcBorders>
-          </w:tcPr>
-          <w:p>
-            <w:pPr>
-              <w:spacing w:beforeLines="25" w:before="60" w:afterLines="25" w:after="60"/>
-              <w:rPr>
-                <w:szCs w:val="21"/>
-              </w:rPr>
-            </w:pPr>
-          </w:p>
-        </w:tc>
-      </w:tr>
-      <w:tr>
-        <w:trPr>
-          <w:trHeight w:val="321"/>
-        </w:trPr>
-        <w:tc>
-          <w:tcPr>
-            <w:tcW w:w="1341" w:type="dxa"/>
-            <w:tcBorders>
-              <w:bottom w:val="single" w:sz="4" w:space="0" w:color="auto"/>
-            </w:tcBorders>
-          </w:tcPr>
-          <w:p>
-            <w:pPr>
-              <w:spacing w:beforeLines="25" w:before="60" w:afterLines="25" w:after="60"/>
-              <w:jc w:val="center"/>
-              <w:rPr>
-                <w:szCs w:val="21"/>
-              </w:rPr>
-            </w:pPr>
-          </w:p>
-        </w:tc>
-        <w:tc>
-          <w:tcPr>
-            <w:tcW w:w="1470" w:type="dxa"/>
-            <w:tcBorders>
-              <w:bottom w:val="single" w:sz="4" w:space="0" w:color="auto"/>
-            </w:tcBorders>
-          </w:tcPr>
-          <w:p>
-            <w:pPr>
-              <w:spacing w:beforeLines="25" w:before="60" w:afterLines="25" w:after="60"/>
-              <w:jc w:val="center"/>
-              <w:rPr>
-                <w:szCs w:val="21"/>
-              </w:rPr>
-            </w:pPr>
-          </w:p>
-        </w:tc>
-        <w:tc>
-          <w:tcPr>
-            <w:tcW w:w="1443" w:type="dxa"/>
-            <w:tcBorders>
-              <w:bottom w:val="single" w:sz="4" w:space="0" w:color="auto"/>
-            </w:tcBorders>
-          </w:tcPr>
-          <w:p>
-            <w:pPr>
-              <w:spacing w:beforeLines="25" w:before="60" w:afterLines="25" w:after="60"/>
-              <w:jc w:val="center"/>
-              <w:rPr>
-                <w:szCs w:val="21"/>
-              </w:rPr>
-            </w:pPr>
-          </w:p>
-        </w:tc>
-        <w:tc>
-          <w:tcPr>
-            <w:tcW w:w="1444" w:type="dxa"/>
-            <w:tcBorders>
-              <w:bottom w:val="single" w:sz="4" w:space="0" w:color="auto"/>
-            </w:tcBorders>
-          </w:tcPr>
-          <w:p>
-            <w:pPr>
-              <w:spacing w:beforeLines="25" w:before="60" w:afterLines="25" w:after="60"/>
-              <w:jc w:val="center"/>
-              <w:rPr>
-                <w:szCs w:val="21"/>
-              </w:rPr>
-            </w:pPr>
-          </w:p>
-        </w:tc>
-        <w:tc>
-          <w:tcPr>
-            <w:tcW w:w="2807" w:type="dxa"/>
-            <w:tcBorders>
-              <w:bottom w:val="single" w:sz="4" w:space="0" w:color="auto"/>
-            </w:tcBorders>
-          </w:tcPr>
-          <w:p>
-            <w:pPr>
-              <w:spacing w:beforeLines="25" w:before="60" w:afterLines="25" w:after="60"/>
-              <w:rPr>
-                <w:szCs w:val="21"/>
-              </w:rPr>
-            </w:pPr>
-          </w:p>
-        </w:tc>
-      </w:tr>
-      <w:tr>
-        <w:trPr>
-          <w:trHeight w:val="321"/>
-        </w:trPr>
-        <w:tc>
-          <w:tcPr>
-            <w:tcW w:w="1341" w:type="dxa"/>
-            <w:tcBorders>
-              <w:bottom w:val="single" w:sz="4" w:space="0" w:color="auto"/>
-            </w:tcBorders>
-          </w:tcPr>
-          <w:p>
-            <w:pPr>
-              <w:spacing w:beforeLines="25" w:before="60" w:afterLines="25" w:after="60"/>
-              <w:jc w:val="center"/>
-              <w:rPr>
-                <w:szCs w:val="21"/>
-              </w:rPr>
-            </w:pPr>
-          </w:p>
-        </w:tc>
-        <w:tc>
-          <w:tcPr>
-            <w:tcW w:w="1470" w:type="dxa"/>
-            <w:tcBorders>
-              <w:bottom w:val="single" w:sz="4" w:space="0" w:color="auto"/>
-            </w:tcBorders>
-          </w:tcPr>
-          <w:p>
-            <w:pPr>
-              <w:spacing w:beforeLines="25" w:before="60" w:afterLines="25" w:after="60"/>
-              <w:jc w:val="center"/>
-              <w:rPr>
-                <w:szCs w:val="21"/>
-              </w:rPr>
-            </w:pPr>
-          </w:p>
-        </w:tc>
-        <w:tc>
-          <w:tcPr>
-            <w:tcW w:w="1443" w:type="dxa"/>
-            <w:tcBorders>
-              <w:bottom w:val="single" w:sz="4" w:space="0" w:color="auto"/>
-            </w:tcBorders>
-          </w:tcPr>
-          <w:p>
-            <w:pPr>
-              <w:spacing w:beforeLines="25" w:before="60" w:afterLines="25" w:after="60"/>
-              <w:jc w:val="center"/>
-              <w:rPr>
-                <w:szCs w:val="21"/>
-              </w:rPr>
-            </w:pPr>
-          </w:p>
-        </w:tc>
-        <w:tc>
-          <w:tcPr>
-            <w:tcW w:w="1444" w:type="dxa"/>
-            <w:tcBorders>
-              <w:bottom w:val="single" w:sz="4" w:space="0" w:color="auto"/>
-            </w:tcBorders>
-          </w:tcPr>
-          <w:p>
-            <w:pPr>
-              <w:spacing w:beforeLines="25" w:before="60" w:afterLines="25" w:after="60"/>
-              <w:jc w:val="center"/>
-              <w:rPr>
-                <w:szCs w:val="21"/>
-              </w:rPr>
-            </w:pPr>
-          </w:p>
-        </w:tc>
-        <w:tc>
-          <w:tcPr>
-            <w:tcW w:w="2807" w:type="dxa"/>
-            <w:tcBorders>
-              <w:bottom w:val="single" w:sz="4" w:space="0" w:color="auto"/>
-            </w:tcBorders>
-          </w:tcPr>
-          <w:p>
-            <w:pPr>
-              <w:spacing w:beforeLines="25" w:before="60" w:afterLines="25" w:after="60"/>
-              <w:rPr>
-                <w:szCs w:val="21"/>
-              </w:rPr>
-            </w:pPr>
-          </w:p>
-        </w:tc>
-      </w:tr>
-      <w:tr>
-        <w:trPr>
-          <w:trHeight w:val="321"/>
-        </w:trPr>
-        <w:tc>
-          <w:tcPr>
-            <w:tcW w:w="1341" w:type="dxa"/>
-            <w:tcBorders>
-              <w:bottom w:val="single" w:sz="4" w:space="0" w:color="auto"/>
-            </w:tcBorders>
-          </w:tcPr>
-          <w:p>
-            <w:pPr>
-              <w:spacing w:beforeLines="25" w:before="60" w:afterLines="25" w:after="60"/>
-              <w:jc w:val="center"/>
-              <w:rPr>
-                <w:szCs w:val="21"/>
-              </w:rPr>
-            </w:pPr>
-          </w:p>
-        </w:tc>
-        <w:tc>
-          <w:tcPr>
-            <w:tcW w:w="1470" w:type="dxa"/>
-            <w:tcBorders>
-              <w:bottom w:val="single" w:sz="4" w:space="0" w:color="auto"/>
-            </w:tcBorders>
-          </w:tcPr>
-          <w:p>
-            <w:pPr>
-              <w:spacing w:beforeLines="25" w:before="60" w:afterLines="25" w:after="60"/>
-              <w:jc w:val="center"/>
-              <w:rPr>
-                <w:szCs w:val="21"/>
-              </w:rPr>
-            </w:pPr>
-          </w:p>
-        </w:tc>
-        <w:tc>
-          <w:tcPr>
-            <w:tcW w:w="1443" w:type="dxa"/>
-            <w:tcBorders>
-              <w:bottom w:val="single" w:sz="4" w:space="0" w:color="auto"/>
-            </w:tcBorders>
-          </w:tcPr>
-          <w:p>
-            <w:pPr>
-              <w:spacing w:beforeLines="25" w:before="60" w:afterLines="25" w:after="60"/>
-              <w:jc w:val="center"/>
-              <w:rPr>
-                <w:szCs w:val="21"/>
-              </w:rPr>
-            </w:pPr>
-          </w:p>
-        </w:tc>
-        <w:tc>
-          <w:tcPr>
-            <w:tcW w:w="1444" w:type="dxa"/>
-            <w:tcBorders>
-              <w:bottom w:val="single" w:sz="4" w:space="0" w:color="auto"/>
-            </w:tcBorders>
-          </w:tcPr>
-          <w:p>
-            <w:pPr>
-              <w:spacing w:beforeLines="25" w:before="60" w:afterLines="25" w:after="60"/>
-              <w:jc w:val="center"/>
-              <w:rPr>
-                <w:szCs w:val="21"/>
-              </w:rPr>
-            </w:pPr>
-          </w:p>
-        </w:tc>
-        <w:tc>
-          <w:tcPr>
-            <w:tcW w:w="2807" w:type="dxa"/>
-            <w:tcBorders>
-              <w:bottom w:val="single" w:sz="4" w:space="0" w:color="auto"/>
-            </w:tcBorders>
-          </w:tcPr>
-          <w:p>
-            <w:pPr>
-              <w:spacing w:beforeLines="25" w:before="60" w:afterLines="25" w:after="60"/>
-              <w:rPr>
-                <w:szCs w:val="21"/>
-              </w:rPr>
-            </w:pPr>
-          </w:p>
-        </w:tc>
-      </w:tr>
-      <w:tr>
-        <w:trPr>
-          <w:trHeight w:val="321"/>
-        </w:trPr>
-        <w:tc>
-          <w:tcPr>
-            <w:tcW w:w="1341" w:type="dxa"/>
-            <w:tcBorders>
-              <w:bottom w:val="single" w:sz="4" w:space="0" w:color="auto"/>
-            </w:tcBorders>
-          </w:tcPr>
-          <w:p>
-            <w:pPr>
-              <w:spacing w:beforeLines="25" w:before="60" w:afterLines="25" w:after="60"/>
-              <w:jc w:val="center"/>
-              <w:rPr>
-                <w:szCs w:val="21"/>
-              </w:rPr>
-            </w:pPr>
-          </w:p>
-        </w:tc>
-        <w:tc>
-          <w:tcPr>
-            <w:tcW w:w="1470" w:type="dxa"/>
-            <w:tcBorders>
-              <w:bottom w:val="single" w:sz="4" w:space="0" w:color="auto"/>
-            </w:tcBorders>
-          </w:tcPr>
-          <w:p>
-            <w:pPr>
-              <w:spacing w:beforeLines="25" w:before="60" w:afterLines="25" w:after="60"/>
-              <w:jc w:val="center"/>
-              <w:rPr>
-                <w:szCs w:val="21"/>
-              </w:rPr>
-            </w:pPr>
-          </w:p>
-        </w:tc>
-        <w:tc>
-          <w:tcPr>
-            <w:tcW w:w="1443" w:type="dxa"/>
-            <w:tcBorders>
-              <w:bottom w:val="single" w:sz="4" w:space="0" w:color="auto"/>
-            </w:tcBorders>
-          </w:tcPr>
-          <w:p>
-            <w:pPr>
-              <w:spacing w:beforeLines="25" w:before="60" w:afterLines="25" w:after="60"/>
-              <w:jc w:val="center"/>
-              <w:rPr>
-                <w:szCs w:val="21"/>
-              </w:rPr>
-            </w:pPr>
-          </w:p>
-        </w:tc>
-        <w:tc>
-          <w:tcPr>
-            <w:tcW w:w="1444" w:type="dxa"/>
-            <w:tcBorders>
-              <w:bottom w:val="single" w:sz="4" w:space="0" w:color="auto"/>
-            </w:tcBorders>
-          </w:tcPr>
-          <w:p>
-            <w:pPr>
-              <w:spacing w:beforeLines="25" w:before="60" w:afterLines="25" w:after="60"/>
-              <w:jc w:val="center"/>
-              <w:rPr>
-                <w:szCs w:val="21"/>
-              </w:rPr>
-            </w:pPr>
-          </w:p>
-        </w:tc>
-        <w:tc>
-          <w:tcPr>
-            <w:tcW w:w="2807" w:type="dxa"/>
-            <w:tcBorders>
-              <w:bottom w:val="single" w:sz="4" w:space="0" w:color="auto"/>
-            </w:tcBorders>
-          </w:tcPr>
-          <w:p>
-            <w:pPr>
-              <w:spacing w:beforeLines="25" w:before="60" w:afterLines="25" w:after="60"/>
-              <w:rPr>
-                <w:szCs w:val="21"/>
-              </w:rPr>
-            </w:pPr>
-          </w:p>
-        </w:tc>
-      </w:tr>
-      <w:tr>
-        <w:trPr>
-          <w:trHeight w:val="321"/>
-        </w:trPr>
-        <w:tc>
-          <w:tcPr>
-            <w:tcW w:w="1341" w:type="dxa"/>
-            <w:tcBorders>
-              <w:bottom w:val="single" w:sz="4" w:space="0" w:color="auto"/>
-            </w:tcBorders>
-          </w:tcPr>
-          <w:p>
-            <w:pPr>
-              <w:spacing w:beforeLines="25" w:before="60" w:afterLines="25" w:after="60"/>
-              <w:jc w:val="center"/>
-              <w:rPr>
-                <w:szCs w:val="21"/>
-              </w:rPr>
-            </w:pPr>
-          </w:p>
-        </w:tc>
-        <w:tc>
-          <w:tcPr>
-            <w:tcW w:w="1470" w:type="dxa"/>
-            <w:tcBorders>
-              <w:bottom w:val="single" w:sz="4" w:space="0" w:color="auto"/>
-            </w:tcBorders>
-          </w:tcPr>
-          <w:p>
-            <w:pPr>
-              <w:spacing w:beforeLines="25" w:before="60" w:afterLines="25" w:after="60"/>
-              <w:jc w:val="center"/>
-              <w:rPr>
-                <w:szCs w:val="21"/>
-              </w:rPr>
-            </w:pPr>
-          </w:p>
-        </w:tc>
-        <w:tc>
-          <w:tcPr>
-            <w:tcW w:w="1443" w:type="dxa"/>
-            <w:tcBorders>
-              <w:bottom w:val="single" w:sz="4" w:space="0" w:color="auto"/>
-            </w:tcBorders>
-          </w:tcPr>
-          <w:p>
-            <w:pPr>
-              <w:spacing w:beforeLines="25" w:before="60" w:afterLines="25" w:after="60"/>
-              <w:jc w:val="center"/>
-              <w:rPr>
-                <w:szCs w:val="21"/>
-              </w:rPr>
-            </w:pPr>
-          </w:p>
-        </w:tc>
-        <w:tc>
-          <w:tcPr>
-            <w:tcW w:w="1444" w:type="dxa"/>
-            <w:tcBorders>
-              <w:bottom w:val="single" w:sz="4" w:space="0" w:color="auto"/>
-            </w:tcBorders>
-          </w:tcPr>
-          <w:p>
-            <w:pPr>
-              <w:spacing w:beforeLines="25" w:before="60" w:afterLines="25" w:after="60"/>
-              <w:jc w:val="center"/>
-              <w:rPr>
-                <w:szCs w:val="21"/>
-              </w:rPr>
-            </w:pPr>
-          </w:p>
-        </w:tc>
-        <w:tc>
-          <w:tcPr>
-            <w:tcW w:w="2807" w:type="dxa"/>
-            <w:tcBorders>
-              <w:bottom w:val="single" w:sz="4" w:space="0" w:color="auto"/>
-            </w:tcBorders>
-          </w:tcPr>
-          <w:p>
-            <w:pPr>
-              <w:spacing w:beforeLines="25" w:before="60" w:afterLines="25" w:after="60"/>
-              <w:rPr>
-                <w:szCs w:val="21"/>
-              </w:rPr>
-            </w:pPr>
-          </w:p>
-        </w:tc>
-      </w:tr>
-      <w:tr>
-        <w:trPr>
-          <w:trHeight w:val="321"/>
-        </w:trPr>
-        <w:tc>
-          <w:tcPr>
-            <w:tcW w:w="1341" w:type="dxa"/>
-            <w:tcBorders>
-              <w:bottom w:val="single" w:sz="4" w:space="0" w:color="auto"/>
-            </w:tcBorders>
-          </w:tcPr>
-          <w:p>
-            <w:pPr>
-              <w:spacing w:beforeLines="25" w:before="60" w:afterLines="25" w:after="60"/>
-              <w:jc w:val="center"/>
-              <w:rPr>
-                <w:szCs w:val="21"/>
-              </w:rPr>
-            </w:pPr>
-          </w:p>
-        </w:tc>
-        <w:tc>
-          <w:tcPr>
-            <w:tcW w:w="1470" w:type="dxa"/>
-            <w:tcBorders>
-              <w:bottom w:val="single" w:sz="4" w:space="0" w:color="auto"/>
-            </w:tcBorders>
-          </w:tcPr>
-          <w:p>
-            <w:pPr>
-              <w:spacing w:beforeLines="25" w:before="60" w:afterLines="25" w:after="60"/>
-              <w:jc w:val="center"/>
-              <w:rPr>
-                <w:szCs w:val="21"/>
-              </w:rPr>
-            </w:pPr>
-          </w:p>
-        </w:tc>
-        <w:tc>
-          <w:tcPr>
-            <w:tcW w:w="1443" w:type="dxa"/>
-            <w:tcBorders>
-              <w:bottom w:val="single" w:sz="4" w:space="0" w:color="auto"/>
-            </w:tcBorders>
-          </w:tcPr>
-          <w:p>
-            <w:pPr>
-              <w:spacing w:beforeLines="25" w:before="60" w:afterLines="25" w:after="60"/>
-              <w:jc w:val="center"/>
-              <w:rPr>
-                <w:szCs w:val="21"/>
-              </w:rPr>
-            </w:pPr>
-          </w:p>
-        </w:tc>
-        <w:tc>
-          <w:tcPr>
-            <w:tcW w:w="1444" w:type="dxa"/>
-            <w:tcBorders>
-              <w:bottom w:val="single" w:sz="4" w:space="0" w:color="auto"/>
-            </w:tcBorders>
-          </w:tcPr>
-          <w:p>
-            <w:pPr>
-              <w:spacing w:beforeLines="25" w:before="60" w:afterLines="25" w:after="60"/>
-              <w:jc w:val="center"/>
-              <w:rPr>
-                <w:szCs w:val="21"/>
-              </w:rPr>
-            </w:pPr>
-          </w:p>
-        </w:tc>
-        <w:tc>
-          <w:tcPr>
-            <w:tcW w:w="2807" w:type="dxa"/>
-            <w:tcBorders>
-              <w:bottom w:val="single" w:sz="4" w:space="0" w:color="auto"/>
-            </w:tcBorders>
-          </w:tcPr>
-          <w:p>
-            <w:pPr>
-              <w:spacing w:beforeLines="25" w:before="60" w:afterLines="25" w:after="60"/>
-              <w:rPr>
-                <w:szCs w:val="21"/>
-              </w:rPr>
-            </w:pPr>
-          </w:p>
-        </w:tc>
-      </w:tr>
-      <w:tr>
-        <w:trPr>
-          <w:trHeight w:val="321"/>
-        </w:trPr>
-        <w:tc>
-          <w:tcPr>
-            <w:tcW w:w="1341" w:type="dxa"/>
-            <w:tcBorders>
-              <w:bottom w:val="single" w:sz="4" w:space="0" w:color="auto"/>
-            </w:tcBorders>
-          </w:tcPr>
-          <w:p>
-            <w:pPr>
-              <w:spacing w:beforeLines="25" w:before="60" w:afterLines="25" w:after="60"/>
-              <w:jc w:val="center"/>
-              <w:rPr>
-                <w:szCs w:val="21"/>
-              </w:rPr>
-            </w:pPr>
-          </w:p>
-        </w:tc>
-        <w:tc>
-          <w:tcPr>
-            <w:tcW w:w="1470" w:type="dxa"/>
-            <w:tcBorders>
-              <w:bottom w:val="single" w:sz="4" w:space="0" w:color="auto"/>
-            </w:tcBorders>
-          </w:tcPr>
-          <w:p>
-            <w:pPr>
-              <w:spacing w:beforeLines="25" w:before="60" w:afterLines="25" w:after="60"/>
-              <w:jc w:val="center"/>
-              <w:rPr>
-                <w:szCs w:val="21"/>
-              </w:rPr>
-            </w:pPr>
-          </w:p>
-        </w:tc>
-        <w:tc>
-          <w:tcPr>
-            <w:tcW w:w="1443" w:type="dxa"/>
-            <w:tcBorders>
-              <w:bottom w:val="single" w:sz="4" w:space="0" w:color="auto"/>
-            </w:tcBorders>
-          </w:tcPr>
-          <w:p>
-            <w:pPr>
-              <w:spacing w:beforeLines="25" w:before="60" w:afterLines="25" w:after="60"/>
-              <w:jc w:val="center"/>
-              <w:rPr>
-                <w:szCs w:val="21"/>
-              </w:rPr>
-            </w:pPr>
-          </w:p>
-        </w:tc>
-        <w:tc>
-          <w:tcPr>
-            <w:tcW w:w="1444" w:type="dxa"/>
-            <w:tcBorders>
-              <w:bottom w:val="single" w:sz="4" w:space="0" w:color="auto"/>
-            </w:tcBorders>
-          </w:tcPr>
-          <w:p>
-            <w:pPr>
-              <w:spacing w:beforeLines="25" w:before="60" w:afterLines="25" w:after="60"/>
-              <w:jc w:val="center"/>
-              <w:rPr>
-                <w:szCs w:val="21"/>
-              </w:rPr>
-            </w:pPr>
-          </w:p>
-        </w:tc>
-        <w:tc>
-          <w:tcPr>
-            <w:tcW w:w="2807" w:type="dxa"/>
-            <w:tcBorders>
-              <w:bottom w:val="single" w:sz="4" w:space="0" w:color="auto"/>
-            </w:tcBorders>
-          </w:tcPr>
-          <w:p>
-            <w:pPr>
-              <w:spacing w:beforeLines="25" w:before="60" w:afterLines="25" w:after="60"/>
-              <w:rPr>
-                <w:szCs w:val="21"/>
-              </w:rPr>
-            </w:pPr>
-          </w:p>
-        </w:tc>
-      </w:tr>
-      <w:tr>
-        <w:trPr>
-          <w:trHeight w:val="321"/>
-        </w:trPr>
-        <w:tc>
-          <w:tcPr>
-            <w:tcW w:w="1341" w:type="dxa"/>
-            <w:tcBorders>
-              <w:bottom w:val="single" w:sz="4" w:space="0" w:color="auto"/>
-            </w:tcBorders>
-          </w:tcPr>
-          <w:p>
-            <w:pPr>
-              <w:spacing w:beforeLines="25" w:before="60" w:afterLines="25" w:after="60"/>
-              <w:jc w:val="center"/>
-              <w:rPr>
-                <w:szCs w:val="21"/>
-              </w:rPr>
-            </w:pPr>
-          </w:p>
-        </w:tc>
-        <w:tc>
-          <w:tcPr>
-            <w:tcW w:w="1470" w:type="dxa"/>
-            <w:tcBorders>
-              <w:bottom w:val="single" w:sz="4" w:space="0" w:color="auto"/>
-            </w:tcBorders>
-          </w:tcPr>
-          <w:p>
-            <w:pPr>
-              <w:spacing w:beforeLines="25" w:before="60" w:afterLines="25" w:after="60"/>
-              <w:jc w:val="center"/>
-              <w:rPr>
-                <w:szCs w:val="21"/>
-              </w:rPr>
-            </w:pPr>
-          </w:p>
-        </w:tc>
-        <w:tc>
-          <w:tcPr>
-            <w:tcW w:w="1443" w:type="dxa"/>
-            <w:tcBorders>
-              <w:bottom w:val="single" w:sz="4" w:space="0" w:color="auto"/>
-            </w:tcBorders>
-          </w:tcPr>
-          <w:p>
-            <w:pPr>
-              <w:spacing w:beforeLines="25" w:before="60" w:afterLines="25" w:after="60"/>
-              <w:jc w:val="center"/>
-              <w:rPr>
-                <w:szCs w:val="21"/>
-              </w:rPr>
-            </w:pPr>
-          </w:p>
-        </w:tc>
-        <w:tc>
-          <w:tcPr>
-            <w:tcW w:w="1444" w:type="dxa"/>
-            <w:tcBorders>
-              <w:bottom w:val="single" w:sz="4" w:space="0" w:color="auto"/>
-            </w:tcBorders>
-          </w:tcPr>
-          <w:p>
-            <w:pPr>
-              <w:spacing w:beforeLines="25" w:before="60" w:afterLines="25" w:after="60"/>
-              <w:jc w:val="center"/>
-              <w:rPr>
-                <w:szCs w:val="21"/>
-              </w:rPr>
-            </w:pPr>
-          </w:p>
-        </w:tc>
-        <w:tc>
-          <w:tcPr>
-            <w:tcW w:w="2807" w:type="dxa"/>
-            <w:tcBorders>
-              <w:bottom w:val="single" w:sz="4" w:space="0" w:color="auto"/>
-            </w:tcBorders>
-          </w:tcPr>
-          <w:p>
-            <w:pPr>
-              <w:spacing w:beforeLines="25" w:before="60" w:afterLines="25" w:after="60"/>
-              <w:rPr>
-                <w:szCs w:val="21"/>
-              </w:rPr>
-            </w:pPr>
-          </w:p>
-        </w:tc>
-      </w:tr>
-      <w:tr>
-        <w:trPr>
-          <w:trHeight w:val="321"/>
-        </w:trPr>
-        <w:tc>
-          <w:tcPr>
-            <w:tcW w:w="1341" w:type="dxa"/>
-            <w:tcBorders>
-              <w:bottom w:val="single" w:sz="4" w:space="0" w:color="auto"/>
-            </w:tcBorders>
-          </w:tcPr>
-          <w:p>
-            <w:pPr>
-              <w:spacing w:beforeLines="25" w:before="60" w:afterLines="25" w:after="60"/>
-              <w:jc w:val="center"/>
-              <w:rPr>
-                <w:szCs w:val="21"/>
-              </w:rPr>
-            </w:pPr>
-          </w:p>
-        </w:tc>
-        <w:tc>
-          <w:tcPr>
-            <w:tcW w:w="1470" w:type="dxa"/>
-            <w:tcBorders>
-              <w:bottom w:val="single" w:sz="4" w:space="0" w:color="auto"/>
-            </w:tcBorders>
-          </w:tcPr>
-          <w:p>
-            <w:pPr>
-              <w:spacing w:beforeLines="25" w:before="60" w:afterLines="25" w:after="60"/>
-              <w:jc w:val="center"/>
-              <w:rPr>
-                <w:szCs w:val="21"/>
-              </w:rPr>
-            </w:pPr>
-          </w:p>
-        </w:tc>
-        <w:tc>
-          <w:tcPr>
-            <w:tcW w:w="1443" w:type="dxa"/>
-            <w:tcBorders>
-              <w:bottom w:val="single" w:sz="4" w:space="0" w:color="auto"/>
-            </w:tcBorders>
-          </w:tcPr>
-          <w:p>
-            <w:pPr>
-              <w:spacing w:beforeLines="25" w:before="60" w:afterLines="25" w:after="60"/>
-              <w:jc w:val="center"/>
-              <w:rPr>
-                <w:szCs w:val="21"/>
-              </w:rPr>
-            </w:pPr>
-          </w:p>
-        </w:tc>
-        <w:tc>
-          <w:tcPr>
-            <w:tcW w:w="1444" w:type="dxa"/>
-            <w:tcBorders>
-              <w:bottom w:val="single" w:sz="4" w:space="0" w:color="auto"/>
-            </w:tcBorders>
-          </w:tcPr>
-          <w:p>
-            <w:pPr>
-              <w:spacing w:beforeLines="25" w:before="60" w:afterLines="25" w:after="60"/>
-              <w:jc w:val="center"/>
-              <w:rPr>
-                <w:szCs w:val="21"/>
-              </w:rPr>
-            </w:pPr>
-          </w:p>
-        </w:tc>
-        <w:tc>
-          <w:tcPr>
-            <w:tcW w:w="2807" w:type="dxa"/>
-            <w:tcBorders>
-              <w:bottom w:val="single" w:sz="4" w:space="0" w:color="auto"/>
-            </w:tcBorders>
-          </w:tcPr>
-          <w:p>
-            <w:pPr>
-              <w:spacing w:beforeLines="25" w:before="60" w:afterLines="25" w:after="60"/>
-              <w:rPr>
-                <w:szCs w:val="21"/>
-              </w:rPr>
-            </w:pPr>
-          </w:p>
-        </w:tc>
-      </w:tr>
-      <w:tr>
-        <w:trPr>
-          <w:trHeight w:val="321"/>
-        </w:trPr>
-        <w:tc>
-          <w:tcPr>
-            <w:tcW w:w="1341" w:type="dxa"/>
-            <w:tcBorders>
-              <w:bottom w:val="single" w:sz="6" w:space="0" w:color="000000"/>
-            </w:tcBorders>
-          </w:tcPr>
-          <w:p>
-            <w:pPr>
-              <w:spacing w:beforeLines="25" w:before="60" w:afterLines="25" w:after="60"/>
-              <w:jc w:val="center"/>
-              <w:rPr>
-                <w:szCs w:val="21"/>
-              </w:rPr>
-            </w:pPr>
-          </w:p>
-        </w:tc>
-        <w:tc>
-          <w:tcPr>
-            <w:tcW w:w="1470" w:type="dxa"/>
-            <w:tcBorders>
-              <w:bottom w:val="single" w:sz="6" w:space="0" w:color="000000"/>
-            </w:tcBorders>
-          </w:tcPr>
-          <w:p>
-            <w:pPr>
-              <w:spacing w:beforeLines="25" w:before="60" w:afterLines="25" w:after="60"/>
-              <w:jc w:val="center"/>
-              <w:rPr>
-                <w:szCs w:val="21"/>
-              </w:rPr>
-            </w:pPr>
-          </w:p>
-        </w:tc>
-        <w:tc>
-          <w:tcPr>
-            <w:tcW w:w="1443" w:type="dxa"/>
-            <w:tcBorders>
-              <w:bottom w:val="single" w:sz="6" w:space="0" w:color="000000"/>
-            </w:tcBorders>
-          </w:tcPr>
-          <w:p>
-            <w:pPr>
-              <w:spacing w:beforeLines="25" w:before="60" w:afterLines="25" w:after="60"/>
-              <w:jc w:val="center"/>
-              <w:rPr>
-                <w:szCs w:val="21"/>
-              </w:rPr>
-            </w:pPr>
-          </w:p>
-        </w:tc>
-        <w:tc>
-          <w:tcPr>
-            <w:tcW w:w="1444" w:type="dxa"/>
-            <w:tcBorders>
-              <w:bottom w:val="single" w:sz="6" w:space="0" w:color="000000"/>
-            </w:tcBorders>
-          </w:tcPr>
-          <w:p>
-            <w:pPr>
-              <w:spacing w:beforeLines="25" w:before="60" w:afterLines="25" w:after="60"/>
-              <w:jc w:val="center"/>
-              <w:rPr>
-                <w:szCs w:val="21"/>
-              </w:rPr>
-            </w:pPr>
-          </w:p>
-        </w:tc>
-        <w:tc>
-          <w:tcPr>
-            <w:tcW w:w="2807" w:type="dxa"/>
-            <w:tcBorders>
-              <w:bottom w:val="single" w:sz="6" w:space="0" w:color="000000"/>
-            </w:tcBorders>
-          </w:tcPr>
-          <w:p>
-            <w:pPr>
-              <w:spacing w:beforeLines="25" w:before="60" w:afterLines="25" w:after="60"/>
-              <w:rPr>
-                <w:szCs w:val="21"/>
-              </w:rPr>
-            </w:pPr>
-          </w:p>
-        </w:tc>
-      </w:tr>
-      <w:tr>
-        <w:trPr>
-          <w:trHeight w:val="321"/>
-        </w:trPr>
-        <w:tc>
-          <w:tcPr>
-            <w:tcW w:w="1341" w:type="dxa"/>
-            <w:tcBorders>
-              <w:bottom w:val="single" w:sz="6" w:space="0" w:color="000000"/>
-            </w:tcBorders>
-          </w:tcPr>
-          <w:p>
-            <w:pPr>
-              <w:spacing w:beforeLines="25" w:before="60" w:afterLines="25" w:after="60"/>
-              <w:jc w:val="center"/>
-              <w:rPr>
-                <w:szCs w:val="21"/>
-              </w:rPr>
-            </w:pPr>
-          </w:p>
-        </w:tc>
-        <w:tc>
-          <w:tcPr>
-            <w:tcW w:w="1470" w:type="dxa"/>
-            <w:tcBorders>
-              <w:bottom w:val="single" w:sz="6" w:space="0" w:color="000000"/>
-            </w:tcBorders>
-          </w:tcPr>
-          <w:p>
-            <w:pPr>
-              <w:spacing w:beforeLines="25" w:before="60" w:afterLines="25" w:after="60"/>
-              <w:jc w:val="center"/>
-              <w:rPr>
-                <w:szCs w:val="21"/>
-              </w:rPr>
-            </w:pPr>
-          </w:p>
-        </w:tc>
-        <w:tc>
-          <w:tcPr>
-            <w:tcW w:w="1443" w:type="dxa"/>
-            <w:tcBorders>
-              <w:bottom w:val="single" w:sz="6" w:space="0" w:color="000000"/>
-            </w:tcBorders>
-          </w:tcPr>
-          <w:p>
-            <w:pPr>
-              <w:spacing w:beforeLines="25" w:before="60" w:afterLines="25" w:after="60"/>
-              <w:jc w:val="center"/>
-              <w:rPr>
-                <w:szCs w:val="21"/>
-              </w:rPr>
-            </w:pPr>
-          </w:p>
-        </w:tc>
-        <w:tc>
-          <w:tcPr>
-            <w:tcW w:w="1444" w:type="dxa"/>
-            <w:tcBorders>
-              <w:bottom w:val="single" w:sz="6" w:space="0" w:color="000000"/>
-            </w:tcBorders>
-          </w:tcPr>
-          <w:p>
-            <w:pPr>
-              <w:spacing w:beforeLines="25" w:before="60" w:afterLines="25" w:after="60"/>
-              <w:jc w:val="center"/>
-              <w:rPr>
-                <w:szCs w:val="21"/>
-              </w:rPr>
-            </w:pPr>
-          </w:p>
-        </w:tc>
-        <w:tc>
-          <w:tcPr>
-            <w:tcW w:w="2807" w:type="dxa"/>
-            <w:tcBorders>
-              <w:bottom w:val="single" w:sz="6" w:space="0" w:color="000000"/>
-            </w:tcBorders>
-          </w:tcPr>
-          <w:p>
-            <w:pPr>
-              <w:spacing w:beforeLines="25" w:before="60" w:afterLines="25" w:after="60"/>
-              <w:rPr>
-                <w:szCs w:val="21"/>
-              </w:rPr>
-            </w:pPr>
-          </w:p>
-        </w:tc>
-      </w:tr>
-      <w:tr>
-        <w:trPr>
-          <w:trHeight w:val="321"/>
-        </w:trPr>
-        <w:tc>
-          <w:tcPr>
-            <w:tcW w:w="1341" w:type="dxa"/>
-            <w:tcBorders>
-              <w:bottom w:val="single" w:sz="6" w:space="0" w:color="000000"/>
-            </w:tcBorders>
-          </w:tcPr>
-          <w:p>
-            <w:pPr>
-              <w:spacing w:beforeLines="25" w:before="60" w:afterLines="25" w:after="60"/>
-              <w:jc w:val="center"/>
-              <w:rPr>
-                <w:szCs w:val="21"/>
-              </w:rPr>
-            </w:pPr>
-          </w:p>
-        </w:tc>
-        <w:tc>
-          <w:tcPr>
-            <w:tcW w:w="1470" w:type="dxa"/>
-            <w:tcBorders>
-              <w:bottom w:val="single" w:sz="6" w:space="0" w:color="000000"/>
-            </w:tcBorders>
-          </w:tcPr>
-          <w:p>
-            <w:pPr>
-              <w:spacing w:beforeLines="25" w:before="60" w:afterLines="25" w:after="60"/>
-              <w:jc w:val="center"/>
-              <w:rPr>
-                <w:szCs w:val="21"/>
-              </w:rPr>
-            </w:pPr>
-          </w:p>
-        </w:tc>
-        <w:tc>
-          <w:tcPr>
-            <w:tcW w:w="1443" w:type="dxa"/>
-            <w:tcBorders>
-              <w:bottom w:val="single" w:sz="6" w:space="0" w:color="000000"/>
-            </w:tcBorders>
-          </w:tcPr>
-          <w:p>
-            <w:pPr>
-              <w:spacing w:beforeLines="25" w:before="60" w:afterLines="25" w:after="60"/>
-              <w:jc w:val="center"/>
-              <w:rPr>
-                <w:szCs w:val="21"/>
-              </w:rPr>
-            </w:pPr>
-          </w:p>
-        </w:tc>
-        <w:tc>
-          <w:tcPr>
-            <w:tcW w:w="1444" w:type="dxa"/>
-            <w:tcBorders>
-              <w:bottom w:val="single" w:sz="6" w:space="0" w:color="000000"/>
-            </w:tcBorders>
-          </w:tcPr>
-          <w:p>
-            <w:pPr>
-              <w:spacing w:beforeLines="25" w:before="60" w:afterLines="25" w:after="60"/>
-              <w:jc w:val="center"/>
-              <w:rPr>
-                <w:szCs w:val="21"/>
-              </w:rPr>
-            </w:pPr>
-          </w:p>
-        </w:tc>
-        <w:tc>
-          <w:tcPr>
-            <w:tcW w:w="2807" w:type="dxa"/>
-            <w:tcBorders>
-              <w:bottom w:val="single" w:sz="6" w:space="0" w:color="000000"/>
-            </w:tcBorders>
-          </w:tcPr>
-          <w:p>
-            <w:pPr>
-              <w:spacing w:beforeLines="25" w:before="60" w:afterLines="25" w:after="60"/>
-              <w:rPr>
-                <w:szCs w:val="21"/>
-              </w:rPr>
-            </w:pPr>
-          </w:p>
-        </w:tc>
-      </w:tr>
-      <w:tr>
-        <w:trPr>
-          <w:trHeight w:val="321"/>
-        </w:trPr>
-        <w:tc>
-          <w:tcPr>
-            <w:tcW w:w="1341" w:type="dxa"/>
-            <w:tcBorders>
-              <w:top w:val="single" w:sz="6" w:space="0" w:color="000000"/>
-              <w:bottom w:val="single" w:sz="12" w:space="0" w:color="000000"/>
-            </w:tcBorders>
-          </w:tcPr>
-          <w:p>
-            <w:pPr>
-              <w:spacing w:beforeLines="25" w:before="60" w:afterLines="25" w:after="60"/>
-              <w:jc w:val="center"/>
-              <w:rPr>
-                <w:szCs w:val="21"/>
-              </w:rPr>
-            </w:pPr>
-          </w:p>
-        </w:tc>
-        <w:tc>
-          <w:tcPr>
-            <w:tcW w:w="1470" w:type="dxa"/>
-            <w:tcBorders>
-              <w:top w:val="single" w:sz="6" w:space="0" w:color="000000"/>
-              <w:bottom w:val="single" w:sz="12" w:space="0" w:color="000000"/>
-            </w:tcBorders>
-          </w:tcPr>
-          <w:p>
-            <w:pPr>
-              <w:spacing w:beforeLines="25" w:before="60" w:afterLines="25" w:after="60"/>
-              <w:jc w:val="center"/>
-              <w:rPr>
-                <w:szCs w:val="21"/>
-              </w:rPr>
-            </w:pPr>
-          </w:p>
-        </w:tc>
-        <w:tc>
-          <w:tcPr>
-            <w:tcW w:w="1443" w:type="dxa"/>
-            <w:tcBorders>
-              <w:top w:val="single" w:sz="6" w:space="0" w:color="000000"/>
-              <w:bottom w:val="single" w:sz="12" w:space="0" w:color="000000"/>
-            </w:tcBorders>
-          </w:tcPr>
-          <w:p>
-            <w:pPr>
-              <w:spacing w:beforeLines="25" w:before="60" w:afterLines="25" w:after="60"/>
-              <w:jc w:val="center"/>
-              <w:rPr>
-                <w:szCs w:val="21"/>
-              </w:rPr>
-            </w:pPr>
-          </w:p>
-        </w:tc>
-        <w:tc>
-          <w:tcPr>
-            <w:tcW w:w="1444" w:type="dxa"/>
-            <w:tcBorders>
-              <w:top w:val="single" w:sz="6" w:space="0" w:color="000000"/>
-              <w:bottom w:val="single" w:sz="12" w:space="0" w:color="000000"/>
-            </w:tcBorders>
-          </w:tcPr>
-          <w:p>
-            <w:pPr>
-              <w:spacing w:beforeLines="25" w:before="60" w:afterLines="25" w:after="60"/>
-              <w:jc w:val="center"/>
-              <w:rPr>
-                <w:szCs w:val="21"/>
-              </w:rPr>
-            </w:pPr>
-          </w:p>
-        </w:tc>
-        <w:tc>
-          <w:tcPr>
-            <w:tcW w:w="2807" w:type="dxa"/>
-            <w:tcBorders>
-              <w:top w:val="single" w:sz="6" w:space="0" w:color="000000"/>
-              <w:bottom w:val="single" w:sz="12" w:space="0" w:color="000000"/>
-            </w:tcBorders>
-          </w:tcPr>
-          <w:p>
-            <w:pPr>
-              <w:spacing w:beforeLines="25" w:before="60" w:afterLines="25" w:after="60"/>
-              <w:rPr>
-                <w:szCs w:val="21"/>
-              </w:rPr>
-            </w:pPr>
-          </w:p>
-        </w:tc>
-      </w:tr>
-    </w:tbl>
-    <w:p>
-      <w:pPr>
-        <w:spacing w:beforeLines="100" w:before="240" w:afterLines="100" w:after="240" w:line="420" w:lineRule="exact"/>
-        <w:jc w:val="center"/>
-        <w:rPr>
           <w:b/>
           <w:sz w:val="30"/>
         </w:rPr>

--- a/frontend/public/docTemplate-simple.docx
+++ b/frontend/public/docTemplate-simple.docx
@@ -835,7 +835,6 @@
           <w:docGrid w:linePitch="326"/>
         </w:sectPr>
       </w:pPr>
-      <w:bookmarkStart w:id="0" w:name="_Toc130734505"/>
     </w:p>
     <w:bookmarkEnd w:id="0"/>
     <w:p>
@@ -869,7 +868,7 @@
         </w:rPr>
       </w:pPr>
       <w:r>
-        <w:fldChar w:fldCharType="begin"/>
+        <w:fldChar w:fldCharType="begin" w:dirty="true"/>
       </w:r>
       <w:r>
         <w:instrText xml:space="preserve"> TOC \o "1-3" \h \z \u </w:instrText>
@@ -877,359 +876,6 @@
       <w:r>
         <w:fldChar w:fldCharType="separate"/>
       </w:r>
-      <w:hyperlink w:anchor="_Toc182955956" w:history="1">
-        <w:r>
-          <w:rPr>
-            <w:rStyle w:val="ae"/>
-            <w:noProof/>
-          </w:rPr>
-          <w:t>{#</w:t>
-        </w:r>
-        <w:r>
-          <w:rPr>
-            <w:rStyle w:val="ae"/>
-            <w:rFonts w:hint="eastAsia"/>
-            <w:noProof/>
-          </w:rPr>
-          <w:t>chapter</w:t>
-        </w:r>
-        <w:r>
-          <w:rPr>
-            <w:rStyle w:val="ae"/>
-            <w:noProof/>
-          </w:rPr>
-          <w:t>s}</w:t>
-        </w:r>
-        <w:r>
-          <w:rPr>
-            <w:noProof/>
-            <w:webHidden/>
-          </w:rPr>
-          <w:tab/>
-        </w:r>
-        <w:r>
-          <w:rPr>
-            <w:noProof/>
-            <w:webHidden/>
-          </w:rPr>
-          <w:fldChar w:fldCharType="begin"/>
-        </w:r>
-        <w:r>
-          <w:rPr>
-            <w:noProof/>
-            <w:webHidden/>
-          </w:rPr>
-          <w:instrText xml:space="preserve"> PAGEREF _Toc182955956 \h </w:instrText>
-        </w:r>
-        <w:r>
-          <w:rPr>
-            <w:noProof/>
-            <w:webHidden/>
-          </w:rPr>
-        </w:r>
-        <w:r>
-          <w:rPr>
-            <w:noProof/>
-            <w:webHidden/>
-          </w:rPr>
-          <w:fldChar w:fldCharType="separate"/>
-        </w:r>
-        <w:r>
-          <w:rPr>
-            <w:noProof/>
-            <w:webHidden/>
-          </w:rPr>
-          <w:t>1</w:t>
-        </w:r>
-        <w:r>
-          <w:rPr>
-            <w:noProof/>
-            <w:webHidden/>
-          </w:rPr>
-          <w:fldChar w:fldCharType="end"/>
-        </w:r>
-      </w:hyperlink>
-    </w:p>
-    <w:p>
-      <w:pPr>
-        <w:pStyle w:val="TOC1"/>
-        <w:tabs>
-          <w:tab w:val="left" w:pos="440"/>
-          <w:tab w:val="right" w:leader="dot" w:pos="8495"/>
-        </w:tabs>
-        <w:rPr>
-          <w:noProof/>
-        </w:rPr>
-      </w:pPr>
-      <w:hyperlink w:anchor="_Toc182955957" w:history="1">
-        <w:r>
-          <w:rPr>
-            <w:rStyle w:val="ae"/>
-            <w:noProof/>
-          </w:rPr>
-          <w:t>1</w:t>
-        </w:r>
-        <w:r>
-          <w:rPr>
-            <w:noProof/>
-          </w:rPr>
-          <w:tab/>
-        </w:r>
-        <w:r>
-          <w:rPr>
-            <w:rStyle w:val="ae"/>
-            <w:noProof/>
-          </w:rPr>
-          <w:t>{label}</w:t>
-        </w:r>
-        <w:r>
-          <w:rPr>
-            <w:noProof/>
-            <w:webHidden/>
-          </w:rPr>
-          <w:tab/>
-        </w:r>
-        <w:r>
-          <w:rPr>
-            <w:noProof/>
-            <w:webHidden/>
-          </w:rPr>
-          <w:fldChar w:fldCharType="begin"/>
-        </w:r>
-        <w:r>
-          <w:rPr>
-            <w:noProof/>
-            <w:webHidden/>
-          </w:rPr>
-          <w:instrText xml:space="preserve"> PAGEREF _Toc182955957 \h </w:instrText>
-        </w:r>
-        <w:r>
-          <w:rPr>
-            <w:noProof/>
-            <w:webHidden/>
-          </w:rPr>
-        </w:r>
-        <w:r>
-          <w:rPr>
-            <w:noProof/>
-            <w:webHidden/>
-          </w:rPr>
-          <w:fldChar w:fldCharType="separate"/>
-        </w:r>
-        <w:r>
-          <w:rPr>
-            <w:noProof/>
-            <w:webHidden/>
-          </w:rPr>
-          <w:t>1</w:t>
-        </w:r>
-        <w:r>
-          <w:rPr>
-            <w:noProof/>
-            <w:webHidden/>
-          </w:rPr>
-          <w:fldChar w:fldCharType="end"/>
-        </w:r>
-      </w:hyperlink>
-    </w:p>
-    <w:p>
-      <w:pPr>
-        <w:rPr>
-          <w:rFonts w:hint="eastAsia"/>
-        </w:rPr>
-      </w:pPr>
-      <w:r>
-        <w:rPr>
-          <w:rFonts w:hint="eastAsia"/>
-        </w:rPr>
-        <w:t>{#paragraphs}</w:t>
-      </w:r>
-    </w:p>
-    <w:p>
-      <w:pPr>
-        <w:pStyle w:val="TOC2"/>
-        <w:tabs>
-          <w:tab w:val="left" w:pos="880"/>
-          <w:tab w:val="right" w:leader="dot" w:pos="8495"/>
-        </w:tabs>
-        <w:rPr>
-          <w:noProof/>
-        </w:rPr>
-      </w:pPr>
-      <w:hyperlink w:anchor="_Toc182955958" w:history="1">
-        <w:r>
-          <w:rPr>
-            <w:rStyle w:val="ae"/>
-            <w:noProof/>
-          </w:rPr>
-          <w:t>1.1</w:t>
-        </w:r>
-        <w:r>
-          <w:rPr>
-            <w:noProof/>
-          </w:rPr>
-          <w:tab/>
-        </w:r>
-        <w:r>
-          <w:rPr>
-            <w:rStyle w:val="ae"/>
-            <w:noProof/>
-          </w:rPr>
-          <w:t>{label}</w:t>
-        </w:r>
-        <w:r>
-          <w:rPr>
-            <w:noProof/>
-            <w:webHidden/>
-          </w:rPr>
-          <w:tab/>
-        </w:r>
-        <w:r>
-          <w:rPr>
-            <w:noProof/>
-            <w:webHidden/>
-          </w:rPr>
-          <w:fldChar w:fldCharType="begin"/>
-        </w:r>
-        <w:r>
-          <w:rPr>
-            <w:noProof/>
-            <w:webHidden/>
-          </w:rPr>
-          <w:instrText xml:space="preserve"> PAGEREF _Toc182955958 \h </w:instrText>
-        </w:r>
-        <w:r>
-          <w:rPr>
-            <w:noProof/>
-            <w:webHidden/>
-          </w:rPr>
-        </w:r>
-        <w:r>
-          <w:rPr>
-            <w:noProof/>
-            <w:webHidden/>
-          </w:rPr>
-          <w:fldChar w:fldCharType="separate"/>
-        </w:r>
-        <w:r>
-          <w:rPr>
-            <w:noProof/>
-            <w:webHidden/>
-          </w:rPr>
-          <w:t>1</w:t>
-        </w:r>
-        <w:r>
-          <w:rPr>
-            <w:noProof/>
-            <w:webHidden/>
-          </w:rPr>
-          <w:fldChar w:fldCharType="end"/>
-        </w:r>
-      </w:hyperlink>
-    </w:p>
-    <w:p>
-      <w:pPr>
-        <w:rPr>
-          <w:rFonts w:hint="eastAsia"/>
-        </w:rPr>
-      </w:pPr>
-      <w:r>
-        <w:rPr>
-          <w:rFonts w:hint="eastAsia"/>
-        </w:rPr>
-        <w:t>{/paragraphs}</w:t>
-      </w:r>
-    </w:p>
-    <w:p>
-      <w:pPr>
-        <w:pStyle w:val="TOC1"/>
-        <w:tabs>
-          <w:tab w:val="right" w:leader="dot" w:pos="8495"/>
-        </w:tabs>
-        <w:rPr>
-          <w:noProof/>
-        </w:rPr>
-      </w:pPr>
-      <w:hyperlink w:anchor="_Toc182955959" w:history="1">
-        <w:r>
-          <w:rPr>
-            <w:rStyle w:val="ae"/>
-            <w:noProof/>
-          </w:rPr>
-          <w:t>{/</w:t>
-        </w:r>
-        <w:r>
-          <w:rPr>
-            <w:rStyle w:val="ae"/>
-            <w:rFonts w:hint="eastAsia"/>
-            <w:noProof/>
-          </w:rPr>
-          <w:t>chapter</w:t>
-        </w:r>
-        <w:r>
-          <w:rPr>
-            <w:rStyle w:val="ae"/>
-            <w:noProof/>
-          </w:rPr>
-          <w:t>s}</w:t>
-        </w:r>
-        <w:r>
-          <w:rPr>
-            <w:noProof/>
-            <w:webHidden/>
-          </w:rPr>
-          <w:tab/>
-        </w:r>
-        <w:r>
-          <w:rPr>
-            <w:noProof/>
-            <w:webHidden/>
-          </w:rPr>
-          <w:fldChar w:fldCharType="begin"/>
-        </w:r>
-        <w:r>
-          <w:rPr>
-            <w:noProof/>
-            <w:webHidden/>
-          </w:rPr>
-          <w:instrText xml:space="preserve"> PAGEREF _Toc182955959 \h </w:instrText>
-        </w:r>
-        <w:r>
-          <w:rPr>
-            <w:noProof/>
-            <w:webHidden/>
-          </w:rPr>
-        </w:r>
-        <w:r>
-          <w:rPr>
-            <w:noProof/>
-            <w:webHidden/>
-          </w:rPr>
-          <w:fldChar w:fldCharType="separate"/>
-        </w:r>
-        <w:r>
-          <w:rPr>
-            <w:noProof/>
-            <w:webHidden/>
-          </w:rPr>
-          <w:t>1</w:t>
-        </w:r>
-        <w:r>
-          <w:rPr>
-            <w:noProof/>
-            <w:webHidden/>
-          </w:rPr>
-          <w:fldChar w:fldCharType="end"/>
-        </w:r>
-      </w:hyperlink>
-    </w:p>
-    <w:p>
-      <w:pPr>
-        <w:pStyle w:val="10"/>
-        <w:tabs>
-          <w:tab w:val="right" w:leader="dot" w:pos="9345"/>
-        </w:tabs>
-      </w:pPr>
       <w:r>
         <w:fldChar w:fldCharType="end"/>
       </w:r>
@@ -1269,16 +915,6 @@
         <w:ind w:left="432" w:hanging="432"/>
       </w:pPr>
       <w:bookmarkStart w:id="1" w:name="start"/>
-      <w:bookmarkStart w:id="2" w:name="_Hlt414956314"/>
-      <w:bookmarkStart w:id="3" w:name="_Toc182955956"/>
-      <w:bookmarkStart w:id="4" w:name="_Toc330905635"/>
-      <w:bookmarkStart w:id="5" w:name="_Toc281394843"/>
-      <w:bookmarkStart w:id="6" w:name="_Toc262825250"/>
-      <w:bookmarkStart w:id="7" w:name="_Toc232136422"/>
-      <w:bookmarkStart w:id="8" w:name="_Toc232132904"/>
-      <w:bookmarkStart w:id="9" w:name="_Toc232046447"/>
-      <w:bookmarkStart w:id="10" w:name="_Toc75052543"/>
-      <w:bookmarkStart w:id="11" w:name="_Toc73409505"/>
       <w:bookmarkEnd w:id="1"/>
       <w:bookmarkEnd w:id="2"/>
       <w:r>
@@ -1307,7 +943,6 @@
         <w:pStyle w:val="1"/>
         <w:spacing w:line="360" w:lineRule="auto"/>
       </w:pPr>
-      <w:bookmarkStart w:id="12" w:name="_Toc182955957"/>
       <w:bookmarkEnd w:id="4"/>
       <w:bookmarkEnd w:id="5"/>
       <w:bookmarkEnd w:id="6"/>
@@ -1364,7 +999,6 @@
         <w:pStyle w:val="2"/>
         <w:spacing w:line="360" w:lineRule="auto"/>
       </w:pPr>
-      <w:bookmarkStart w:id="13" w:name="_Toc182955958"/>
       <w:r>
         <w:rPr>
           <w:rFonts w:hint="eastAsia"/>
@@ -1372,6 +1006,40 @@
         <w:t>{label}</w:t>
       </w:r>
       <w:bookmarkEnd w:id="13"/>
+    </w:p>
+    <w:p>
+      <w:pPr>
+        <w:spacing w:line="360" w:lineRule="auto"/>
+      </w:pPr>
+      <w:r>
+        <w:rPr>
+          <w:rFonts w:hint="eastAsia"/>
+        </w:rPr>
+        <w:t>{#points}</w:t>
+      </w:r>
+    </w:p>
+    <w:p>
+      <w:pPr>
+        <w:pStyle w:val="3"/>
+        <w:spacing w:line="360" w:lineRule="auto"/>
+      </w:pPr>
+      <w:r>
+        <w:rPr>
+          <w:rFonts w:hint="eastAsia"/>
+        </w:rPr>
+        <w:t>{label}</w:t>
+      </w:r>
+    </w:p>
+    <w:p>
+      <w:pPr>
+        <w:spacing w:line="360" w:lineRule="auto"/>
+      </w:pPr>
+      <w:r>
+        <w:rPr>
+          <w:rFonts w:hint="eastAsia"/>
+        </w:rPr>
+        <w:t>{/points}</w:t>
+      </w:r>
     </w:p>
     <w:p>
       <w:pPr>
@@ -1437,7 +1105,6 @@
         <w:spacing w:line="360" w:lineRule="auto"/>
         <w:ind w:left="432" w:hanging="432"/>
       </w:pPr>
-      <w:bookmarkStart w:id="14" w:name="_Toc182955959"/>
       <w:r>
         <w:rPr>
           <w:rFonts w:hint="eastAsia"/>

--- a/frontend/public/docTemplate-simple.docx
+++ b/frontend/public/docTemplate-simple.docx
@@ -3416,7 +3416,7 @@
     <w:rPr>
       <w:b/>
       <w:kern w:val="44"/>
-      <w:sz w:val="24"/>
+      <w:sz w:val="22"/>
     </w:rPr>
   </w:style>
   <w:style w:type="paragraph" w:styleId="5">
